--- a/assets/DCP_7476_Draft_HGuo.docx
+++ b/assets/DCP_7476_Draft_HGuo.docx
@@ -228,16 +228,7 @@
         </w:rPr>
       </w:pPr>
       <w:r>
-        <w:rPr>
-          <w:rFonts w:ascii="Gill Sans MT" w:hAnsi="Gill Sans MT"/>
-        </w:rPr>
-        <w:t xml:space="preserve">Course Title: </w:t>
-      </w:r>
-      <w:r>
-        <w:rPr>
-          <w:rFonts w:ascii="Gill Sans MT" w:hAnsi="Gill Sans MT"/>
-        </w:rPr>
-        <w:t>Generative Design in Architecture</w:t>
+        <w:t>Course Title: Evidence-Based Generative Design in Architecture</w:t>
       </w:r>
     </w:p>
     <w:p>
@@ -249,10 +240,7 @@
         </w:rPr>
       </w:pPr>
       <w:r>
-        <w:rPr>
-          <w:rFonts w:ascii="Gill Sans MT" w:hAnsi="Gill Sans MT"/>
-        </w:rPr>
-        <w:t>Subtitle: Object-Oriented Research using IoT, BIM/GIS, and Light AI (No-/Low-Code Track Supported)</w:t>
+        <w:t>Subtitle: Studio Evidence Workflows using BIM/GIS, Simulation, Spreadsheets, and Light AI (No-/Low-Code Track Supported)</w:t>
       </w:r>
     </w:p>
     <w:p>
@@ -409,60 +397,7 @@
         </w:rPr>
       </w:pPr>
       <w:r>
-        <w:rPr>
-          <w:rFonts w:ascii="Gill Sans MT" w:hAnsi="Gill Sans MT"/>
-        </w:rPr>
-        <w:t xml:space="preserve">This elective helps </w:t>
-      </w:r>
-      <w:proofErr w:type="spellStart"/>
-      <w:r>
-        <w:rPr>
-          <w:rFonts w:ascii="Gill Sans MT" w:hAnsi="Gill Sans MT"/>
-        </w:rPr>
-        <w:t>MArch</w:t>
-      </w:r>
-      <w:proofErr w:type="spellEnd"/>
-      <w:r>
-        <w:rPr>
-          <w:rFonts w:ascii="Gill Sans MT" w:hAnsi="Gill Sans MT"/>
-        </w:rPr>
-        <w:t xml:space="preserve"> students make better design decisions with evidence. We use 'big data' mainly as sources and simple tools (sensors, maps, building models, basic simulations, and light AI). Each student selects a studio-linked object (system, rule, component, dataset, or workflow), states a short decision claim, runs one small test (either a simple proxy test or a transparent preset simulation), and communicates results in two ways: a firm-facing two</w:t>
-      </w:r>
-      <w:r>
-        <w:rPr>
-          <w:rFonts w:ascii="Cambria Math" w:hAnsi="Cambria Math" w:cs="Cambria Math"/>
-        </w:rPr>
-        <w:t>‑</w:t>
-      </w:r>
-      <w:r>
-        <w:rPr>
-          <w:rFonts w:ascii="Gill Sans MT" w:hAnsi="Gill Sans MT"/>
-        </w:rPr>
-        <w:t>slide decision memo (Practice Case) and a two</w:t>
-      </w:r>
-      <w:r>
-        <w:rPr>
-          <w:rFonts w:ascii="Cambria Math" w:hAnsi="Cambria Math" w:cs="Cambria Math"/>
-        </w:rPr>
-        <w:t>‑</w:t>
-      </w:r>
-      <w:r>
-        <w:rPr>
-          <w:rFonts w:ascii="Gill Sans MT" w:hAnsi="Gill Sans MT"/>
-        </w:rPr>
-        <w:t>page Research Brief. No coding is required; a no/low</w:t>
-      </w:r>
-      <w:r>
-        <w:rPr>
-          <w:rFonts w:ascii="Cambria Math" w:hAnsi="Cambria Math" w:cs="Cambria Math"/>
-        </w:rPr>
-        <w:t>‑</w:t>
-      </w:r>
-      <w:r>
-        <w:rPr>
-          <w:rFonts w:ascii="Gill Sans MT" w:hAnsi="Gill Sans MT"/>
-        </w:rPr>
-        <w:t>code track is the default. We grade clarity, method–question fit, uncertainty, and decision usefulness—not code tricks.</w:t>
+        <w:t>This elective helps MArch students use generative and evidence-building workflows to make studio design decisions more defensible. Students begin by reconstructing one prior studio decision, then translate a past or current studio question into variables, evidence, workflow, output, threshold, and uncertainty. The launch-supported routes are spreadsheet decision matrices, GIS spatial comparison, Python/notebook analysis, BIM/BEM and proxy simulation literacy, and AI-assisted fact-checking/workflow support. Across the semester, fundamental machine-learning, deep-learning, and generative-model principles are woven into these routes so students can understand how future-facing design tools learn from data, produce likely outputs, hide assumptions, and require verification. The aim is not to train architects as ML engineers, but to give them the durable literacy needed to use ML/DL and generative AI critically, creatively, and responsibly as these tools become part of architectural practice. Grasshopper/parametric work is treated as an optional bridge route for students who already have a stable setup. Coding is supported but not required; a transparent low-code route is available. Students produce four linked submissions culminating in an evidence-backed workflow package with a practice memo, research brief, object card, feedback/revision record, and reproducibility capsule. We grade decision clarity, method-question fit, variant/scenario generation, uncertainty handling, design impact, feedback judgment, and reproducibility.</w:t>
       </w:r>
     </w:p>
     <w:p>
@@ -546,21 +481,7 @@
             <w:tcW w:w="4110" w:type="dxa"/>
           </w:tcPr>
           <w:p>
-            <w:pPr>
-              <w:rPr>
-                <w:rFonts w:ascii="Gill Sans MT" w:eastAsia="SimSun" w:hAnsi="Gill Sans MT"/>
-                <w:b/>
-                <w:sz w:val="22"/>
-                <w:szCs w:val="22"/>
-              </w:rPr>
-            </w:pPr>
-            <w:r>
-              <w:rPr>
-                <w:rFonts w:ascii="Gill Sans MT" w:eastAsia="SimSun" w:hAnsi="Gill Sans MT"/>
-                <w:b/>
-                <w:sz w:val="22"/>
-                <w:szCs w:val="22"/>
-              </w:rPr>
+            <w:r>
               <w:t>Course Learning Outcomes</w:t>
             </w:r>
           </w:p>
@@ -570,42 +491,8 @@
             <w:tcW w:w="4560" w:type="dxa"/>
           </w:tcPr>
           <w:p>
-            <w:pPr>
-              <w:rPr>
-                <w:rFonts w:ascii="Gill Sans MT" w:eastAsia="SimSun" w:hAnsi="Gill Sans MT"/>
-                <w:b/>
-                <w:sz w:val="22"/>
-                <w:szCs w:val="22"/>
-              </w:rPr>
-            </w:pPr>
-            <w:proofErr w:type="gramStart"/>
-            <w:r>
-              <w:rPr>
-                <w:rFonts w:ascii="Gill Sans MT" w:eastAsia="SimSun" w:hAnsi="Gill Sans MT"/>
-                <w:b/>
-                <w:sz w:val="22"/>
-                <w:szCs w:val="22"/>
-              </w:rPr>
-              <w:t xml:space="preserve">Program </w:t>
-            </w:r>
-            <w:r>
-              <w:rPr>
-                <w:rFonts w:ascii="Gill Sans MT" w:eastAsia="SimSun" w:hAnsi="Gill Sans MT"/>
-                <w:b/>
-                <w:sz w:val="22"/>
-                <w:szCs w:val="22"/>
-              </w:rPr>
-              <w:t xml:space="preserve"> Learning</w:t>
-            </w:r>
-            <w:proofErr w:type="gramEnd"/>
-            <w:r>
-              <w:rPr>
-                <w:rFonts w:ascii="Gill Sans MT" w:eastAsia="SimSun" w:hAnsi="Gill Sans MT"/>
-                <w:b/>
-                <w:sz w:val="22"/>
-                <w:szCs w:val="22"/>
-              </w:rPr>
-              <w:t xml:space="preserve"> Outcomes </w:t>
+            <w:r>
+              <w:t>Program Learning Outcomes</w:t>
             </w:r>
           </w:p>
         </w:tc>
@@ -616,36 +503,8 @@
             <w:tcW w:w="4110" w:type="dxa"/>
           </w:tcPr>
           <w:p>
-            <w:pPr>
-              <w:rPr>
-                <w:rFonts w:ascii="Gill Sans MT" w:hAnsi="Gill Sans MT"/>
-                <w:sz w:val="22"/>
-                <w:szCs w:val="22"/>
-              </w:rPr>
-            </w:pPr>
-            <w:r>
-              <w:rPr>
-                <w:rFonts w:ascii="Gill Sans MT" w:hAnsi="Gill Sans MT"/>
-                <w:sz w:val="22"/>
-                <w:szCs w:val="22"/>
-              </w:rPr>
-              <w:t>1. Frame a clear decision question around a studio</w:t>
-            </w:r>
-            <w:r>
-              <w:rPr>
-                <w:rFonts w:ascii="Cambria Math" w:hAnsi="Cambria Math" w:cs="Cambria Math"/>
-                <w:sz w:val="22"/>
-                <w:szCs w:val="22"/>
-              </w:rPr>
-              <w:t>‑</w:t>
-            </w:r>
-            <w:r>
-              <w:rPr>
-                <w:rFonts w:ascii="Gill Sans MT" w:hAnsi="Gill Sans MT"/>
-                <w:sz w:val="22"/>
-                <w:szCs w:val="22"/>
-              </w:rPr>
-              <w:t>linked object, including stakeholders and success/fail signals.</w:t>
+            <w:r>
+              <w:t>1. Audit the evidence logic behind a studio-linked design decision, including stakeholders, assumptions, and success/fail signals.</w:t>
             </w:r>
           </w:p>
         </w:tc>
@@ -654,23 +513,8 @@
             <w:tcW w:w="4560" w:type="dxa"/>
           </w:tcPr>
           <w:p>
-            <w:pPr>
-              <w:spacing w:before="40" w:after="40"/>
-              <w:rPr>
-                <w:rFonts w:ascii="Gill Sans MT" w:eastAsia="SimSun" w:hAnsi="Gill Sans MT"/>
-                <w:b/>
-                <w:sz w:val="22"/>
-                <w:szCs w:val="22"/>
-              </w:rPr>
-            </w:pPr>
-            <w:r>
-              <w:rPr>
-                <w:rFonts w:ascii="Gill Sans MT" w:hAnsi="Gill Sans MT"/>
-                <w:color w:val="000000"/>
-                <w:sz w:val="22"/>
-                <w:szCs w:val="22"/>
-              </w:rPr>
-              <w:t>PLO 1–2</w:t>
+            <w:r>
+              <w:t>PLO 1-2</w:t>
             </w:r>
           </w:p>
         </w:tc>
@@ -681,36 +525,8 @@
             <w:tcW w:w="4110" w:type="dxa"/>
           </w:tcPr>
           <w:p>
-            <w:pPr>
-              <w:rPr>
-                <w:rFonts w:ascii="Gill Sans MT" w:hAnsi="Gill Sans MT"/>
-                <w:sz w:val="22"/>
-                <w:szCs w:val="22"/>
-              </w:rPr>
-            </w:pPr>
-            <w:r>
-              <w:rPr>
-                <w:rFonts w:ascii="Gill Sans MT" w:hAnsi="Gill Sans MT"/>
-                <w:sz w:val="22"/>
-                <w:szCs w:val="22"/>
-              </w:rPr>
-              <w:t>2. Choose a right</w:t>
-            </w:r>
-            <w:r>
-              <w:rPr>
-                <w:rFonts w:ascii="Cambria Math" w:hAnsi="Cambria Math" w:cs="Cambria Math"/>
-                <w:sz w:val="22"/>
-                <w:szCs w:val="22"/>
-              </w:rPr>
-              <w:t>‑</w:t>
-            </w:r>
-            <w:r>
-              <w:rPr>
-                <w:rFonts w:ascii="Gill Sans MT" w:hAnsi="Gill Sans MT"/>
-                <w:sz w:val="22"/>
-                <w:szCs w:val="22"/>
-              </w:rPr>
-              <w:t>sized test (proxy or preset simulation) and explain why it fits the object's mechanism.</w:t>
+            <w:r>
+              <w:t>2. Translate a design decision into variables, ranges, outputs, thresholds, and an appropriate workflow route.</w:t>
             </w:r>
           </w:p>
         </w:tc>
@@ -719,32 +535,8 @@
             <w:tcW w:w="4560" w:type="dxa"/>
           </w:tcPr>
           <w:p>
-            <w:pPr>
-              <w:spacing w:before="40" w:after="40"/>
-              <w:rPr>
-                <w:rFonts w:ascii="Gill Sans MT" w:eastAsia="SimSun" w:hAnsi="Gill Sans MT"/>
-                <w:b/>
-                <w:sz w:val="22"/>
-                <w:szCs w:val="22"/>
-              </w:rPr>
-            </w:pPr>
-            <w:r>
-              <w:rPr>
-                <w:rFonts w:ascii="Gill Sans MT" w:hAnsi="Gill Sans MT"/>
-                <w:color w:val="000000"/>
-                <w:sz w:val="22"/>
-                <w:szCs w:val="22"/>
-              </w:rPr>
-              <w:t xml:space="preserve">PLO </w:t>
-            </w:r>
-            <w:r>
-              <w:rPr>
-                <w:rFonts w:ascii="Gill Sans MT" w:hAnsi="Gill Sans MT"/>
-                <w:color w:val="000000"/>
-                <w:sz w:val="22"/>
-                <w:szCs w:val="22"/>
-              </w:rPr>
-              <w:t>3</w:t>
+            <w:r>
+              <w:t>PLO 3</w:t>
             </w:r>
           </w:p>
         </w:tc>
@@ -755,20 +547,8 @@
             <w:tcW w:w="4110" w:type="dxa"/>
           </w:tcPr>
           <w:p>
-            <w:pPr>
-              <w:rPr>
-                <w:rFonts w:ascii="Gill Sans MT" w:hAnsi="Gill Sans MT"/>
-                <w:sz w:val="22"/>
-                <w:szCs w:val="22"/>
-              </w:rPr>
-            </w:pPr>
-            <w:r>
-              <w:rPr>
-                <w:rFonts w:ascii="Gill Sans MT" w:hAnsi="Gill Sans MT"/>
-                <w:sz w:val="22"/>
-                <w:szCs w:val="22"/>
-              </w:rPr>
-              <w:t>3. Analyze and show uncertainty with ranges/sensitivity (and simple CIs where applicable).</w:t>
+            <w:r>
+              <w:t>3. Generate or compare design variants/scenarios using a right-sized workflow such as spreadsheet, GIS, Python, proxy simulation, AI-assisted fact-checking/workflow support, or optional GH bridge work, while recognizing the relevant ML/DL or generative-model assumptions behind the tool.</w:t>
             </w:r>
           </w:p>
         </w:tc>
@@ -777,32 +557,8 @@
             <w:tcW w:w="4560" w:type="dxa"/>
           </w:tcPr>
           <w:p>
-            <w:pPr>
-              <w:spacing w:before="40" w:after="40"/>
-              <w:rPr>
-                <w:rFonts w:ascii="Gill Sans MT" w:eastAsia="SimSun" w:hAnsi="Gill Sans MT"/>
-                <w:b/>
-                <w:sz w:val="22"/>
-                <w:szCs w:val="22"/>
-              </w:rPr>
-            </w:pPr>
-            <w:r>
-              <w:rPr>
-                <w:rFonts w:ascii="Gill Sans MT" w:hAnsi="Gill Sans MT"/>
-                <w:color w:val="000000"/>
-                <w:sz w:val="22"/>
-                <w:szCs w:val="22"/>
-              </w:rPr>
-              <w:t xml:space="preserve">PLO </w:t>
-            </w:r>
-            <w:r>
-              <w:rPr>
-                <w:rFonts w:ascii="Gill Sans MT" w:hAnsi="Gill Sans MT"/>
-                <w:color w:val="000000"/>
-                <w:sz w:val="22"/>
-                <w:szCs w:val="22"/>
-              </w:rPr>
-              <w:t>4</w:t>
+            <w:r>
+              <w:t>PLO 4</w:t>
             </w:r>
           </w:p>
         </w:tc>
@@ -813,24 +569,8 @@
             <w:tcW w:w="4110" w:type="dxa"/>
           </w:tcPr>
           <w:p>
-            <w:pPr>
-              <w:pStyle w:val="ListBullet"/>
-              <w:numPr>
-                <w:ilvl w:val="0"/>
-                <w:numId w:val="0"/>
-              </w:numPr>
-              <w:spacing w:after="60"/>
-              <w:rPr>
-                <w:rFonts w:ascii="Gill Sans MT" w:hAnsi="Gill Sans MT"/>
-                <w:sz w:val="22"/>
-              </w:rPr>
-            </w:pPr>
-            <w:r>
-              <w:rPr>
-                <w:rFonts w:ascii="Gill Sans MT" w:hAnsi="Gill Sans MT"/>
-                <w:sz w:val="22"/>
-              </w:rPr>
-              <w:t>4. Communicate for practice (decision memo) and research (short report), including a numeric adopt/ defer threshold.</w:t>
+            <w:r>
+              <w:t>4. Evaluate uncertainty, model assumptions, feedback, and counter-arguments, then revise or defend the design decision with clear reasoning.</w:t>
             </w:r>
           </w:p>
         </w:tc>
@@ -839,32 +579,8 @@
             <w:tcW w:w="4560" w:type="dxa"/>
           </w:tcPr>
           <w:p>
-            <w:pPr>
-              <w:spacing w:before="40" w:after="40"/>
-              <w:rPr>
-                <w:rFonts w:ascii="Gill Sans MT" w:eastAsia="SimSun" w:hAnsi="Gill Sans MT"/>
-                <w:b/>
-                <w:sz w:val="22"/>
-                <w:szCs w:val="22"/>
-              </w:rPr>
-            </w:pPr>
-            <w:r>
-              <w:rPr>
-                <w:rFonts w:ascii="Gill Sans MT" w:hAnsi="Gill Sans MT"/>
-                <w:color w:val="000000"/>
-                <w:sz w:val="22"/>
-                <w:szCs w:val="22"/>
-              </w:rPr>
-              <w:t xml:space="preserve">PLO </w:t>
-            </w:r>
-            <w:r>
-              <w:rPr>
-                <w:rFonts w:ascii="Gill Sans MT" w:hAnsi="Gill Sans MT"/>
-                <w:color w:val="000000"/>
-                <w:sz w:val="22"/>
-                <w:szCs w:val="22"/>
-              </w:rPr>
-              <w:t>5</w:t>
+            <w:r>
+              <w:t>PLO 5</w:t>
             </w:r>
           </w:p>
         </w:tc>
@@ -875,24 +591,8 @@
             <w:tcW w:w="4110" w:type="dxa"/>
           </w:tcPr>
           <w:p>
-            <w:pPr>
-              <w:pStyle w:val="ListBullet"/>
-              <w:numPr>
-                <w:ilvl w:val="0"/>
-                <w:numId w:val="0"/>
-              </w:numPr>
-              <w:spacing w:after="60"/>
-              <w:rPr>
-                <w:rFonts w:ascii="Gill Sans MT" w:hAnsi="Gill Sans MT"/>
-                <w:sz w:val="22"/>
-              </w:rPr>
-            </w:pPr>
-            <w:r>
-              <w:rPr>
-                <w:rFonts w:ascii="Gill Sans MT" w:hAnsi="Gill Sans MT"/>
-                <w:sz w:val="22"/>
-              </w:rPr>
-              <w:t>5. Submit work that a peer can reproduce using your small “Reproducibility Capsule.”</w:t>
+            <w:r>
+              <w:t>5. Communicate and reproduce the workflow through a practice-facing memo, research-facing brief, object card, and small reproducibility capsule.</w:t>
             </w:r>
           </w:p>
         </w:tc>
@@ -901,32 +601,8 @@
             <w:tcW w:w="4560" w:type="dxa"/>
           </w:tcPr>
           <w:p>
-            <w:pPr>
-              <w:spacing w:before="40" w:after="40"/>
-              <w:rPr>
-                <w:rFonts w:ascii="Gill Sans MT" w:eastAsia="SimSun" w:hAnsi="Gill Sans MT"/>
-                <w:b/>
-                <w:sz w:val="22"/>
-                <w:szCs w:val="22"/>
-              </w:rPr>
-            </w:pPr>
-            <w:r>
-              <w:rPr>
-                <w:rFonts w:ascii="Gill Sans MT" w:hAnsi="Gill Sans MT"/>
-                <w:color w:val="000000"/>
-                <w:sz w:val="22"/>
-                <w:szCs w:val="22"/>
-              </w:rPr>
-              <w:t xml:space="preserve">PLO </w:t>
-            </w:r>
-            <w:r>
-              <w:rPr>
-                <w:rFonts w:ascii="Gill Sans MT" w:hAnsi="Gill Sans MT"/>
-                <w:color w:val="000000"/>
-                <w:sz w:val="22"/>
-                <w:szCs w:val="22"/>
-              </w:rPr>
-              <w:t>5</w:t>
+            <w:r>
+              <w:t>PLO 5</w:t>
             </w:r>
           </w:p>
         </w:tc>
@@ -1045,24 +721,7 @@
             <w:tcW w:w="1253" w:type="dxa"/>
           </w:tcPr>
           <w:p>
-            <w:pPr>
-              <w:pStyle w:val="Compact"/>
-              <w:rPr>
-                <w:rFonts w:ascii="Gill Sans MT" w:hAnsi="Gill Sans MT"/>
-                <w:b/>
-                <w:bCs/>
-                <w:sz w:val="22"/>
-                <w:szCs w:val="22"/>
-              </w:rPr>
-            </w:pPr>
-            <w:r>
-              <w:rPr>
-                <w:rFonts w:ascii="Gill Sans MT" w:hAnsi="Gill Sans MT"/>
-                <w:b/>
-                <w:bCs/>
-                <w:sz w:val="22"/>
-                <w:szCs w:val="22"/>
-              </w:rPr>
+            <w:r>
               <w:t>Week</w:t>
             </w:r>
           </w:p>
@@ -1072,37 +731,8 @@
             <w:tcW w:w="2130" w:type="dxa"/>
           </w:tcPr>
           <w:p>
-            <w:pPr>
-              <w:pStyle w:val="Compact"/>
-              <w:rPr>
-                <w:rFonts w:ascii="Gill Sans MT" w:hAnsi="Gill Sans MT"/>
-                <w:sz w:val="22"/>
-                <w:szCs w:val="22"/>
-              </w:rPr>
-            </w:pPr>
-            <w:r>
-              <w:rPr>
-                <w:rFonts w:ascii="Gill Sans MT" w:hAnsi="Gill Sans MT"/>
-                <w:sz w:val="22"/>
-                <w:szCs w:val="22"/>
-              </w:rPr>
-              <w:t>In</w:t>
-            </w:r>
-            <w:r>
-              <w:rPr>
-                <w:rFonts w:ascii="Cambria Math" w:hAnsi="Cambria Math" w:cs="Cambria Math"/>
-                <w:sz w:val="22"/>
-                <w:szCs w:val="22"/>
-              </w:rPr>
-              <w:t>‑</w:t>
-            </w:r>
-            <w:r>
-              <w:rPr>
-                <w:rFonts w:ascii="Gill Sans MT" w:hAnsi="Gill Sans MT"/>
-                <w:sz w:val="22"/>
-                <w:szCs w:val="22"/>
-              </w:rPr>
-              <w:t>class focus (2h)</w:t>
+            <w:r>
+              <w:t>In-class focus (2h)</w:t>
             </w:r>
           </w:p>
         </w:tc>
@@ -1111,71 +741,8 @@
             <w:tcW w:w="1503" w:type="dxa"/>
           </w:tcPr>
           <w:p>
-            <w:pPr>
-              <w:pStyle w:val="Compact"/>
-              <w:rPr>
-                <w:rFonts w:ascii="Gill Sans MT" w:hAnsi="Gill Sans MT"/>
-                <w:sz w:val="22"/>
-                <w:szCs w:val="22"/>
-              </w:rPr>
-            </w:pPr>
-            <w:r>
-              <w:rPr>
-                <w:rFonts w:ascii="Gill Sans MT" w:hAnsi="Gill Sans MT"/>
-                <w:sz w:val="22"/>
-                <w:szCs w:val="22"/>
-              </w:rPr>
-              <w:t xml:space="preserve">Out </w:t>
-            </w:r>
-            <w:r>
-              <w:rPr>
-                <w:rFonts w:ascii="Cambria Math" w:hAnsi="Cambria Math" w:cs="Cambria Math"/>
-                <w:sz w:val="22"/>
-                <w:szCs w:val="22"/>
-              </w:rPr>
-              <w:t>‑</w:t>
-            </w:r>
-            <w:r>
-              <w:rPr>
-                <w:rFonts w:ascii="Gill Sans MT" w:hAnsi="Gill Sans MT"/>
-                <w:sz w:val="22"/>
-                <w:szCs w:val="22"/>
-              </w:rPr>
-              <w:t>of</w:t>
-            </w:r>
-            <w:r>
-              <w:rPr>
-                <w:rFonts w:ascii="Cambria Math" w:hAnsi="Cambria Math" w:cs="Cambria Math"/>
-                <w:sz w:val="22"/>
-                <w:szCs w:val="22"/>
-              </w:rPr>
-              <w:t>‑</w:t>
-            </w:r>
-            <w:r>
-              <w:rPr>
-                <w:rFonts w:ascii="Gill Sans MT" w:hAnsi="Gill Sans MT"/>
-                <w:sz w:val="22"/>
-                <w:szCs w:val="22"/>
-              </w:rPr>
-              <w:t>class (</w:t>
-            </w:r>
-            <w:proofErr w:type="spellStart"/>
-            <w:r>
-              <w:rPr>
-                <w:rFonts w:ascii="Gill Sans MT" w:hAnsi="Gill Sans MT"/>
-                <w:sz w:val="22"/>
-                <w:szCs w:val="22"/>
-              </w:rPr>
-              <w:t>hrs</w:t>
-            </w:r>
-            <w:proofErr w:type="spellEnd"/>
-            <w:r>
-              <w:rPr>
-                <w:rFonts w:ascii="Gill Sans MT" w:hAnsi="Gill Sans MT"/>
-                <w:sz w:val="22"/>
-                <w:szCs w:val="22"/>
-              </w:rPr>
-              <w:t>)</w:t>
+            <w:r>
+              <w:t>Out-of-class (hrs)</w:t>
             </w:r>
           </w:p>
         </w:tc>
@@ -1184,20 +751,7 @@
             <w:tcW w:w="2004" w:type="dxa"/>
           </w:tcPr>
           <w:p>
-            <w:pPr>
-              <w:pStyle w:val="Compact"/>
-              <w:rPr>
-                <w:rFonts w:ascii="Gill Sans MT" w:hAnsi="Gill Sans MT"/>
-                <w:sz w:val="22"/>
-                <w:szCs w:val="22"/>
-              </w:rPr>
-            </w:pPr>
-            <w:r>
-              <w:rPr>
-                <w:rFonts w:ascii="Gill Sans MT" w:hAnsi="Gill Sans MT"/>
-                <w:sz w:val="22"/>
-                <w:szCs w:val="22"/>
-              </w:rPr>
+            <w:r>
               <w:t>Tools (floor/optional)</w:t>
             </w:r>
           </w:p>
@@ -1207,20 +761,7 @@
             <w:tcW w:w="2105" w:type="dxa"/>
           </w:tcPr>
           <w:p>
-            <w:pPr>
-              <w:pStyle w:val="Compact"/>
-              <w:rPr>
-                <w:rFonts w:ascii="Gill Sans MT" w:hAnsi="Gill Sans MT"/>
-                <w:sz w:val="22"/>
-                <w:szCs w:val="22"/>
-              </w:rPr>
-            </w:pPr>
-            <w:r>
-              <w:rPr>
-                <w:rFonts w:ascii="Gill Sans MT" w:hAnsi="Gill Sans MT"/>
-                <w:sz w:val="22"/>
-                <w:szCs w:val="22"/>
-              </w:rPr>
+            <w:r>
               <w:t>Key reading/handout</w:t>
             </w:r>
           </w:p>
@@ -1232,39 +773,8 @@
             <w:tcW w:w="1253" w:type="dxa"/>
           </w:tcPr>
           <w:p>
-            <w:pPr>
-              <w:pStyle w:val="BodyText"/>
-              <w:rPr>
-                <w:rFonts w:ascii="Gill Sans MT" w:hAnsi="Gill Sans MT"/>
-                <w:sz w:val="22"/>
-                <w:szCs w:val="22"/>
-              </w:rPr>
-            </w:pPr>
-            <w:r>
-              <w:rPr>
-                <w:rFonts w:ascii="Gill Sans MT" w:hAnsi="Gill Sans MT"/>
-                <w:sz w:val="22"/>
-                <w:szCs w:val="22"/>
-              </w:rPr>
-              <w:t>W1</w:t>
-            </w:r>
-          </w:p>
-          <w:p>
-            <w:pPr>
-              <w:pStyle w:val="BodyText"/>
-              <w:rPr>
-                <w:rFonts w:ascii="Gill Sans MT" w:hAnsi="Gill Sans MT"/>
-                <w:sz w:val="22"/>
-                <w:szCs w:val="22"/>
-              </w:rPr>
-            </w:pPr>
-            <w:r>
-              <w:rPr>
-                <w:rFonts w:ascii="Gill Sans MT" w:hAnsi="Gill Sans MT"/>
-                <w:sz w:val="22"/>
-                <w:szCs w:val="22"/>
-              </w:rPr>
-              <w:t>Getting started</w:t>
+            <w:r>
+              <w:t>W1 / Total Recall</w:t>
             </w:r>
           </w:p>
         </w:tc>
@@ -1273,21 +783,8 @@
             <w:tcW w:w="2130" w:type="dxa"/>
           </w:tcPr>
           <w:p>
-            <w:pPr>
-              <w:pStyle w:val="Compact"/>
-              <w:rPr>
-                <w:rFonts w:ascii="Gill Sans MT" w:hAnsi="Gill Sans MT"/>
-                <w:sz w:val="22"/>
-                <w:szCs w:val="22"/>
-              </w:rPr>
-            </w:pPr>
-            <w:r>
-              <w:rPr>
-                <w:rFonts w:ascii="Gill Sans MT" w:hAnsi="Gill Sans MT"/>
-                <w:sz w:val="22"/>
-                <w:szCs w:val="22"/>
-              </w:rPr>
-              <w:t>Why evidence matters; examples in plain language; define your object and decision claim.</w:t>
+            <w:r>
+              <w:t>Course reset; reconstruct one prior studio decision; identify what counted as evidence and what was assumption.</w:t>
             </w:r>
           </w:p>
         </w:tc>
@@ -1296,21 +793,8 @@
             <w:tcW w:w="1503" w:type="dxa"/>
           </w:tcPr>
           <w:p>
-            <w:pPr>
-              <w:pStyle w:val="Compact"/>
-              <w:rPr>
-                <w:rFonts w:ascii="Gill Sans MT" w:hAnsi="Gill Sans MT"/>
-                <w:sz w:val="22"/>
-                <w:szCs w:val="22"/>
-              </w:rPr>
-            </w:pPr>
-            <w:r>
-              <w:rPr>
-                <w:rFonts w:ascii="Gill Sans MT" w:hAnsi="Gill Sans MT"/>
-                <w:sz w:val="22"/>
-                <w:szCs w:val="22"/>
-              </w:rPr>
-              <w:t>Draft A1 seed (1h); short reading (1h).</w:t>
+            <w:r>
+              <w:t>Draft A1 board (2h).</w:t>
             </w:r>
           </w:p>
         </w:tc>
@@ -1319,39 +803,8 @@
             <w:tcW w:w="2004" w:type="dxa"/>
           </w:tcPr>
           <w:p>
-            <w:pPr>
-              <w:pStyle w:val="Compact"/>
-              <w:rPr>
-                <w:rFonts w:ascii="Gill Sans MT" w:hAnsi="Gill Sans MT"/>
-                <w:sz w:val="22"/>
-                <w:szCs w:val="22"/>
-              </w:rPr>
-            </w:pPr>
-            <w:r>
-              <w:rPr>
-                <w:rFonts w:ascii="Gill Sans MT" w:hAnsi="Gill Sans MT"/>
-                <w:sz w:val="22"/>
-                <w:szCs w:val="22"/>
-              </w:rPr>
-              <w:t xml:space="preserve">Sheets/Excel; QGIS; R </w:t>
-            </w:r>
-            <w:proofErr w:type="spellStart"/>
-            <w:r>
-              <w:rPr>
-                <w:rFonts w:ascii="Gill Sans MT" w:hAnsi="Gill Sans MT"/>
-                <w:sz w:val="22"/>
-                <w:szCs w:val="22"/>
-              </w:rPr>
-              <w:t>adiance</w:t>
-            </w:r>
-            <w:proofErr w:type="spellEnd"/>
-            <w:r>
-              <w:rPr>
-                <w:rFonts w:ascii="Gill Sans MT" w:hAnsi="Gill Sans MT"/>
-                <w:sz w:val="22"/>
-                <w:szCs w:val="22"/>
-              </w:rPr>
-              <w:t>/VELUX presets.</w:t>
+            <w:r>
+              <w:t>Slack visual upload; boards; Sheets/Excel; optional GH bridge.</w:t>
             </w:r>
           </w:p>
         </w:tc>
@@ -1360,21 +813,8 @@
             <w:tcW w:w="2105" w:type="dxa"/>
           </w:tcPr>
           <w:p>
-            <w:pPr>
-              <w:pStyle w:val="Compact"/>
-              <w:rPr>
-                <w:rFonts w:ascii="Gill Sans MT" w:hAnsi="Gill Sans MT"/>
-                <w:sz w:val="22"/>
-                <w:szCs w:val="22"/>
-              </w:rPr>
-            </w:pPr>
-            <w:r>
-              <w:rPr>
-                <w:rFonts w:ascii="Gill Sans MT" w:hAnsi="Gill Sans MT"/>
-                <w:sz w:val="22"/>
-                <w:szCs w:val="22"/>
-              </w:rPr>
-              <w:t>Craft of Research (excerpts).</w:t>
+            <w:r>
+              <w:t>Craft of Research excerpts; A1 brief.</w:t>
             </w:r>
           </w:p>
         </w:tc>
@@ -1385,39 +825,8 @@
             <w:tcW w:w="1253" w:type="dxa"/>
           </w:tcPr>
           <w:p>
-            <w:pPr>
-              <w:pStyle w:val="BodyText"/>
-              <w:rPr>
-                <w:rFonts w:ascii="Gill Sans MT" w:hAnsi="Gill Sans MT"/>
-                <w:sz w:val="22"/>
-                <w:szCs w:val="22"/>
-              </w:rPr>
-            </w:pPr>
-            <w:r>
-              <w:rPr>
-                <w:rFonts w:ascii="Gill Sans MT" w:hAnsi="Gill Sans MT"/>
-                <w:sz w:val="22"/>
-                <w:szCs w:val="22"/>
-              </w:rPr>
-              <w:t>W2</w:t>
-            </w:r>
-          </w:p>
-          <w:p>
-            <w:pPr>
-              <w:pStyle w:val="BodyText"/>
-              <w:rPr>
-                <w:rFonts w:ascii="Gill Sans MT" w:hAnsi="Gill Sans MT"/>
-                <w:sz w:val="22"/>
-                <w:szCs w:val="22"/>
-              </w:rPr>
-            </w:pPr>
-            <w:r>
-              <w:rPr>
-                <w:rFonts w:ascii="Gill Sans MT" w:hAnsi="Gill Sans MT"/>
-                <w:sz w:val="22"/>
-                <w:szCs w:val="22"/>
-              </w:rPr>
-              <w:t>Finding data safely</w:t>
+            <w:r>
+              <w:t>W2 / Evidence Audit</w:t>
             </w:r>
           </w:p>
         </w:tc>
@@ -1426,39 +835,8 @@
             <w:tcW w:w="2130" w:type="dxa"/>
           </w:tcPr>
           <w:p>
-            <w:pPr>
-              <w:pStyle w:val="Compact"/>
-              <w:rPr>
-                <w:rFonts w:ascii="Gill Sans MT" w:hAnsi="Gill Sans MT"/>
-                <w:sz w:val="22"/>
-                <w:szCs w:val="22"/>
-              </w:rPr>
-            </w:pPr>
-            <w:r>
-              <w:rPr>
-                <w:rFonts w:ascii="Gill Sans MT" w:hAnsi="Gill Sans MT"/>
-                <w:sz w:val="22"/>
-                <w:szCs w:val="22"/>
-              </w:rPr>
-              <w:t xml:space="preserve">List data sources; pick measures; talk e </w:t>
-            </w:r>
-            <w:proofErr w:type="spellStart"/>
-            <w:r>
-              <w:rPr>
-                <w:rFonts w:ascii="Gill Sans MT" w:hAnsi="Gill Sans MT"/>
-                <w:sz w:val="22"/>
-                <w:szCs w:val="22"/>
-              </w:rPr>
-              <w:t>thics</w:t>
-            </w:r>
-            <w:proofErr w:type="spellEnd"/>
-            <w:r>
-              <w:rPr>
-                <w:rFonts w:ascii="Gill Sans MT" w:hAnsi="Gill Sans MT"/>
-                <w:sz w:val="22"/>
-                <w:szCs w:val="22"/>
-              </w:rPr>
-              <w:t>/privacy; write ranges you’ll explore.</w:t>
+            <w:r>
+              <w:t>Audit weak links, overclaims, precedent logic, uncertainty, and the next studio decision.</w:t>
             </w:r>
           </w:p>
         </w:tc>
@@ -1467,57 +845,8 @@
             <w:tcW w:w="1503" w:type="dxa"/>
           </w:tcPr>
           <w:p>
-            <w:pPr>
-              <w:pStyle w:val="Compact"/>
-              <w:rPr>
-                <w:rFonts w:ascii="Gill Sans MT" w:hAnsi="Gill Sans MT"/>
-                <w:sz w:val="22"/>
-                <w:szCs w:val="22"/>
-              </w:rPr>
-            </w:pPr>
-            <w:r>
-              <w:rPr>
-                <w:rFonts w:ascii="Gill Sans MT" w:hAnsi="Gill Sans MT"/>
-                <w:sz w:val="22"/>
-                <w:szCs w:val="22"/>
-              </w:rPr>
-              <w:t xml:space="preserve">Finish A1 (1h); draft 3 mentor </w:t>
-            </w:r>
-            <w:proofErr w:type="spellStart"/>
-            <w:r>
-              <w:rPr>
-                <w:rFonts w:ascii="Gill Sans MT" w:hAnsi="Gill Sans MT"/>
-                <w:sz w:val="22"/>
-                <w:szCs w:val="22"/>
-              </w:rPr>
-              <w:t>qu</w:t>
-            </w:r>
-            <w:proofErr w:type="spellEnd"/>
-            <w:r>
-              <w:rPr>
-                <w:rFonts w:ascii="Gill Sans MT" w:hAnsi="Gill Sans MT"/>
-                <w:sz w:val="22"/>
-                <w:szCs w:val="22"/>
-              </w:rPr>
-              <w:t xml:space="preserve"> </w:t>
-            </w:r>
-            <w:proofErr w:type="spellStart"/>
-            <w:r>
-              <w:rPr>
-                <w:rFonts w:ascii="Gill Sans MT" w:hAnsi="Gill Sans MT"/>
-                <w:sz w:val="22"/>
-                <w:szCs w:val="22"/>
-              </w:rPr>
-              <w:t>estions</w:t>
-            </w:r>
-            <w:proofErr w:type="spellEnd"/>
-            <w:r>
-              <w:rPr>
-                <w:rFonts w:ascii="Gill Sans MT" w:hAnsi="Gill Sans MT"/>
-                <w:sz w:val="22"/>
-                <w:szCs w:val="22"/>
-              </w:rPr>
-              <w:t xml:space="preserve"> + shortlist (1h).</w:t>
+            <w:r>
+              <w:t>Revise A1 evidence critique (2h).</w:t>
             </w:r>
           </w:p>
         </w:tc>
@@ -1526,21 +855,8 @@
             <w:tcW w:w="2004" w:type="dxa"/>
           </w:tcPr>
           <w:p>
-            <w:pPr>
-              <w:pStyle w:val="Compact"/>
-              <w:rPr>
-                <w:rFonts w:ascii="Gill Sans MT" w:hAnsi="Gill Sans MT"/>
-                <w:sz w:val="22"/>
-                <w:szCs w:val="22"/>
-              </w:rPr>
-            </w:pPr>
-            <w:r>
-              <w:rPr>
-                <w:rFonts w:ascii="Gill Sans MT" w:hAnsi="Gill Sans MT"/>
-                <w:sz w:val="22"/>
-                <w:szCs w:val="22"/>
-              </w:rPr>
-              <w:t>QGIS layers, buffer/clip; HKU storage.</w:t>
+            <w:r>
+              <w:t>Evidence ladder; source log; simple tables.</w:t>
             </w:r>
           </w:p>
         </w:tc>
@@ -1549,21 +865,8 @@
             <w:tcW w:w="2105" w:type="dxa"/>
           </w:tcPr>
           <w:p>
-            <w:pPr>
-              <w:pStyle w:val="Compact"/>
-              <w:rPr>
-                <w:rFonts w:ascii="Gill Sans MT" w:hAnsi="Gill Sans MT"/>
-                <w:sz w:val="22"/>
-                <w:szCs w:val="22"/>
-              </w:rPr>
-            </w:pPr>
-            <w:r>
-              <w:rPr>
-                <w:rFonts w:ascii="Gill Sans MT" w:hAnsi="Gill Sans MT"/>
-                <w:sz w:val="22"/>
-                <w:szCs w:val="22"/>
-              </w:rPr>
-              <w:t>HKU data privacy notes.</w:t>
+            <w:r>
+              <w:t>Evidence tiers handout.</w:t>
             </w:r>
           </w:p>
         </w:tc>
@@ -1574,39 +877,8 @@
             <w:tcW w:w="1253" w:type="dxa"/>
           </w:tcPr>
           <w:p>
-            <w:pPr>
-              <w:pStyle w:val="BodyText"/>
-              <w:rPr>
-                <w:rFonts w:ascii="Gill Sans MT" w:hAnsi="Gill Sans MT"/>
-                <w:sz w:val="22"/>
-                <w:szCs w:val="22"/>
-              </w:rPr>
-            </w:pPr>
-            <w:r>
-              <w:rPr>
-                <w:rFonts w:ascii="Gill Sans MT" w:hAnsi="Gill Sans MT"/>
-                <w:sz w:val="22"/>
-                <w:szCs w:val="22"/>
-              </w:rPr>
-              <w:t>W3</w:t>
-            </w:r>
-          </w:p>
-          <w:p>
-            <w:pPr>
-              <w:pStyle w:val="BodyText"/>
-              <w:rPr>
-                <w:rFonts w:ascii="Gill Sans MT" w:hAnsi="Gill Sans MT"/>
-                <w:sz w:val="22"/>
-                <w:szCs w:val="22"/>
-              </w:rPr>
-            </w:pPr>
-            <w:r>
-              <w:rPr>
-                <w:rFonts w:ascii="Gill Sans MT" w:hAnsi="Gill Sans MT"/>
-                <w:sz w:val="22"/>
-                <w:szCs w:val="22"/>
-              </w:rPr>
-              <w:t>Planning a test</w:t>
+            <w:r>
+              <w:t>W3 / Spreadsheet Baseline</w:t>
             </w:r>
           </w:p>
         </w:tc>
@@ -1615,37 +887,8 @@
             <w:tcW w:w="2130" w:type="dxa"/>
           </w:tcPr>
           <w:p>
-            <w:pPr>
-              <w:pStyle w:val="Compact"/>
-              <w:rPr>
-                <w:rFonts w:ascii="Gill Sans MT" w:hAnsi="Gill Sans MT"/>
-                <w:sz w:val="22"/>
-                <w:szCs w:val="22"/>
-              </w:rPr>
-            </w:pPr>
-            <w:r>
-              <w:rPr>
-                <w:rFonts w:ascii="Gill Sans MT" w:hAnsi="Gill Sans MT"/>
-                <w:sz w:val="22"/>
-                <w:szCs w:val="22"/>
-              </w:rPr>
-              <w:t>Pick proxy test OR preset simulation; write a simple test plan (pre</w:t>
-            </w:r>
-            <w:r>
-              <w:rPr>
-                <w:rFonts w:ascii="Cambria Math" w:hAnsi="Cambria Math" w:cs="Cambria Math"/>
-                <w:sz w:val="22"/>
-                <w:szCs w:val="22"/>
-              </w:rPr>
-              <w:t>‑</w:t>
-            </w:r>
-            <w:r>
-              <w:rPr>
-                <w:rFonts w:ascii="Gill Sans MT" w:hAnsi="Gill Sans MT"/>
-                <w:sz w:val="22"/>
-                <w:szCs w:val="22"/>
-              </w:rPr>
-              <w:t>reg).</w:t>
+            <w:r>
+              <w:t>Use spreadsheet thresholds and decision matrices to compare variants and make trade-offs visible.</w:t>
             </w:r>
           </w:p>
         </w:tc>
@@ -1654,21 +897,8 @@
             <w:tcW w:w="1503" w:type="dxa"/>
           </w:tcPr>
           <w:p>
-            <w:pPr>
-              <w:pStyle w:val="Compact"/>
-              <w:rPr>
-                <w:rFonts w:ascii="Gill Sans MT" w:hAnsi="Gill Sans MT"/>
-                <w:sz w:val="22"/>
-                <w:szCs w:val="22"/>
-              </w:rPr>
-            </w:pPr>
-            <w:r>
-              <w:rPr>
-                <w:rFonts w:ascii="Gill Sans MT" w:hAnsi="Gill Sans MT"/>
-                <w:sz w:val="22"/>
-                <w:szCs w:val="22"/>
-              </w:rPr>
-              <w:t>Draft A3 plan (2h); start A2 evidence map (2h).</w:t>
+            <w:r>
+              <w:t>Submit A1; start A2 decision recap (4h).</w:t>
             </w:r>
           </w:p>
         </w:tc>
@@ -1677,39 +907,8 @@
             <w:tcW w:w="2004" w:type="dxa"/>
           </w:tcPr>
           <w:p>
-            <w:pPr>
-              <w:pStyle w:val="Compact"/>
-              <w:rPr>
-                <w:rFonts w:ascii="Gill Sans MT" w:hAnsi="Gill Sans MT"/>
-                <w:sz w:val="22"/>
-                <w:szCs w:val="22"/>
-              </w:rPr>
-            </w:pPr>
-            <w:r>
-              <w:rPr>
-                <w:rFonts w:ascii="Gill Sans MT" w:hAnsi="Gill Sans MT"/>
-                <w:sz w:val="22"/>
-                <w:szCs w:val="22"/>
-              </w:rPr>
-              <w:t xml:space="preserve">Radiance/VELUX presets; </w:t>
-            </w:r>
-            <w:proofErr w:type="spellStart"/>
-            <w:r>
-              <w:rPr>
-                <w:rFonts w:ascii="Gill Sans MT" w:hAnsi="Gill Sans MT"/>
-                <w:sz w:val="22"/>
-                <w:szCs w:val="22"/>
-              </w:rPr>
-              <w:t>EnergyPlus</w:t>
-            </w:r>
-            <w:proofErr w:type="spellEnd"/>
-            <w:r>
-              <w:rPr>
-                <w:rFonts w:ascii="Gill Sans MT" w:hAnsi="Gill Sans MT"/>
-                <w:sz w:val="22"/>
-                <w:szCs w:val="22"/>
-              </w:rPr>
-              <w:t xml:space="preserve"> Simple Glazing GUI.</w:t>
+            <w:r>
+              <w:t>Excel/Sheets workbook; CSV export for later GH handoff.</w:t>
             </w:r>
           </w:p>
         </w:tc>
@@ -1718,39 +917,8 @@
             <w:tcW w:w="2105" w:type="dxa"/>
           </w:tcPr>
           <w:p>
-            <w:pPr>
-              <w:pStyle w:val="Compact"/>
-              <w:rPr>
-                <w:rFonts w:ascii="Gill Sans MT" w:hAnsi="Gill Sans MT"/>
-                <w:sz w:val="22"/>
-                <w:szCs w:val="22"/>
-              </w:rPr>
-            </w:pPr>
-            <w:r>
-              <w:rPr>
-                <w:rFonts w:ascii="Gill Sans MT" w:hAnsi="Gill Sans MT"/>
-                <w:sz w:val="22"/>
-                <w:szCs w:val="22"/>
-              </w:rPr>
-              <w:t xml:space="preserve">Short handouts </w:t>
-            </w:r>
-            <w:proofErr w:type="gramStart"/>
-            <w:r>
-              <w:rPr>
-                <w:rFonts w:ascii="Gill Sans MT" w:hAnsi="Gill Sans MT"/>
-                <w:sz w:val="22"/>
-                <w:szCs w:val="22"/>
-              </w:rPr>
-              <w:t>( Radiance</w:t>
-            </w:r>
-            <w:proofErr w:type="gramEnd"/>
-            <w:r>
-              <w:rPr>
-                <w:rFonts w:ascii="Gill Sans MT" w:hAnsi="Gill Sans MT"/>
-                <w:sz w:val="22"/>
-                <w:szCs w:val="22"/>
-              </w:rPr>
-              <w:t>/E+ ‘getting started’).</w:t>
+            <w:r>
+              <w:t>Spreadsheet threshold kit; Tufte excerpts.</w:t>
             </w:r>
           </w:p>
         </w:tc>
@@ -1761,57 +929,8 @@
             <w:tcW w:w="1253" w:type="dxa"/>
           </w:tcPr>
           <w:p>
-            <w:pPr>
-              <w:pStyle w:val="BodyText"/>
-              <w:rPr>
-                <w:rFonts w:ascii="Gill Sans MT" w:hAnsi="Gill Sans MT"/>
-                <w:sz w:val="22"/>
-                <w:szCs w:val="22"/>
-              </w:rPr>
-            </w:pPr>
-            <w:r>
-              <w:rPr>
-                <w:rFonts w:ascii="Gill Sans MT" w:hAnsi="Gill Sans MT"/>
-                <w:sz w:val="22"/>
-                <w:szCs w:val="22"/>
-              </w:rPr>
-              <w:t>W4</w:t>
-            </w:r>
-          </w:p>
-          <w:p>
-            <w:pPr>
-              <w:pStyle w:val="BodyText"/>
-              <w:rPr>
-                <w:rFonts w:ascii="Gill Sans MT" w:hAnsi="Gill Sans MT"/>
-                <w:sz w:val="22"/>
-                <w:szCs w:val="22"/>
-              </w:rPr>
-            </w:pPr>
-            <w:r>
-              <w:rPr>
-                <w:rFonts w:ascii="Gill Sans MT" w:hAnsi="Gill Sans MT"/>
-                <w:sz w:val="22"/>
-                <w:szCs w:val="22"/>
-              </w:rPr>
-              <w:t xml:space="preserve">C </w:t>
-            </w:r>
-            <w:proofErr w:type="spellStart"/>
-            <w:r>
-              <w:rPr>
-                <w:rFonts w:ascii="Gill Sans MT" w:hAnsi="Gill Sans MT"/>
-                <w:sz w:val="22"/>
-                <w:szCs w:val="22"/>
-              </w:rPr>
-              <w:t>hecking</w:t>
-            </w:r>
-            <w:proofErr w:type="spellEnd"/>
-            <w:r>
-              <w:rPr>
-                <w:rFonts w:ascii="Gill Sans MT" w:hAnsi="Gill Sans MT"/>
-                <w:sz w:val="22"/>
-                <w:szCs w:val="22"/>
-              </w:rPr>
-              <w:t xml:space="preserve"> the plan</w:t>
+            <w:r>
+              <w:t>W4 / GIS Choices</w:t>
             </w:r>
           </w:p>
         </w:tc>
@@ -1820,37 +939,8 @@
             <w:tcW w:w="2130" w:type="dxa"/>
           </w:tcPr>
           <w:p>
-            <w:pPr>
-              <w:pStyle w:val="Compact"/>
-              <w:rPr>
-                <w:rFonts w:ascii="Gill Sans MT" w:hAnsi="Gill Sans MT"/>
-                <w:sz w:val="22"/>
-                <w:szCs w:val="22"/>
-              </w:rPr>
-            </w:pPr>
-            <w:r>
-              <w:rPr>
-                <w:rFonts w:ascii="Gill Sans MT" w:hAnsi="Gill Sans MT"/>
-                <w:sz w:val="22"/>
-                <w:szCs w:val="22"/>
-              </w:rPr>
-              <w:t>Show how your answer changes with ranges (sensitivity). Peer mini</w:t>
-            </w:r>
-            <w:r>
-              <w:rPr>
-                <w:rFonts w:ascii="Cambria Math" w:hAnsi="Cambria Math" w:cs="Cambria Math"/>
-                <w:sz w:val="22"/>
-                <w:szCs w:val="22"/>
-              </w:rPr>
-              <w:t>‑</w:t>
-            </w:r>
-            <w:r>
-              <w:rPr>
-                <w:rFonts w:ascii="Gill Sans MT" w:hAnsi="Gill Sans MT"/>
-                <w:sz w:val="22"/>
-                <w:szCs w:val="22"/>
-              </w:rPr>
-              <w:t>review.</w:t>
+            <w:r>
+              <w:t>Compare site/context alternatives using buffers, overlays, proximity, and uncertainty in spatial claims.</w:t>
             </w:r>
           </w:p>
         </w:tc>
@@ -1859,21 +949,8 @@
             <w:tcW w:w="1503" w:type="dxa"/>
           </w:tcPr>
           <w:p>
-            <w:pPr>
-              <w:pStyle w:val="Compact"/>
-              <w:rPr>
-                <w:rFonts w:ascii="Gill Sans MT" w:hAnsi="Gill Sans MT"/>
-                <w:sz w:val="22"/>
-                <w:szCs w:val="22"/>
-              </w:rPr>
-            </w:pPr>
-            <w:r>
-              <w:rPr>
-                <w:rFonts w:ascii="Gill Sans MT" w:hAnsi="Gill Sans MT"/>
-                <w:sz w:val="22"/>
-                <w:szCs w:val="22"/>
-              </w:rPr>
-              <w:t>Complete A2 (3–5 pp) (4h).</w:t>
+            <w:r>
+              <w:t>Add spatial/tool route to A2 (4h).</w:t>
             </w:r>
           </w:p>
         </w:tc>
@@ -1882,21 +959,8 @@
             <w:tcW w:w="2004" w:type="dxa"/>
           </w:tcPr>
           <w:p>
-            <w:pPr>
-              <w:pStyle w:val="Compact"/>
-              <w:rPr>
-                <w:rFonts w:ascii="Gill Sans MT" w:hAnsi="Gill Sans MT"/>
-                <w:sz w:val="22"/>
-                <w:szCs w:val="22"/>
-              </w:rPr>
-            </w:pPr>
-            <w:r>
-              <w:rPr>
-                <w:rFonts w:ascii="Gill Sans MT" w:hAnsi="Gill Sans MT"/>
-                <w:sz w:val="22"/>
-                <w:szCs w:val="22"/>
-              </w:rPr>
-              <w:t>Sheets/Excel charts.</w:t>
+            <w:r>
+              <w:t>QGIS; GeoJSON; geopandas demo.</w:t>
             </w:r>
           </w:p>
         </w:tc>
@@ -1905,21 +969,8 @@
             <w:tcW w:w="2105" w:type="dxa"/>
           </w:tcPr>
           <w:p>
-            <w:pPr>
-              <w:pStyle w:val="Compact"/>
-              <w:rPr>
-                <w:rFonts w:ascii="Gill Sans MT" w:hAnsi="Gill Sans MT"/>
-                <w:sz w:val="22"/>
-                <w:szCs w:val="22"/>
-              </w:rPr>
-            </w:pPr>
-            <w:r>
-              <w:rPr>
-                <w:rFonts w:ascii="Gill Sans MT" w:hAnsi="Gill Sans MT"/>
-                <w:sz w:val="22"/>
-                <w:szCs w:val="22"/>
-              </w:rPr>
-              <w:t>Tufte visuals (excerpts).</w:t>
+            <w:r>
+              <w:t>GIS starter kit; HK data sources.</w:t>
             </w:r>
           </w:p>
         </w:tc>
@@ -1930,39 +981,8 @@
             <w:tcW w:w="1253" w:type="dxa"/>
           </w:tcPr>
           <w:p>
-            <w:pPr>
-              <w:pStyle w:val="BodyText"/>
-              <w:rPr>
-                <w:rFonts w:ascii="Gill Sans MT" w:hAnsi="Gill Sans MT"/>
-                <w:sz w:val="22"/>
-                <w:szCs w:val="22"/>
-              </w:rPr>
-            </w:pPr>
-            <w:r>
-              <w:rPr>
-                <w:rFonts w:ascii="Gill Sans MT" w:hAnsi="Gill Sans MT"/>
-                <w:sz w:val="22"/>
-                <w:szCs w:val="22"/>
-              </w:rPr>
-              <w:t>W5</w:t>
-            </w:r>
-          </w:p>
-          <w:p>
-            <w:pPr>
-              <w:pStyle w:val="BodyText"/>
-              <w:rPr>
-                <w:rFonts w:ascii="Gill Sans MT" w:hAnsi="Gill Sans MT"/>
-                <w:sz w:val="22"/>
-                <w:szCs w:val="22"/>
-              </w:rPr>
-            </w:pPr>
-            <w:r>
-              <w:rPr>
-                <w:rFonts w:ascii="Gill Sans MT" w:hAnsi="Gill Sans MT"/>
-                <w:sz w:val="22"/>
-                <w:szCs w:val="22"/>
-              </w:rPr>
-              <w:t>Pilot week</w:t>
+            <w:r>
+              <w:t>W5 / BIM/BEM Translation</w:t>
             </w:r>
           </w:p>
         </w:tc>
@@ -1971,37 +991,8 @@
             <w:tcW w:w="2130" w:type="dxa"/>
           </w:tcPr>
           <w:p>
-            <w:pPr>
-              <w:pStyle w:val="Compact"/>
-              <w:rPr>
-                <w:rFonts w:ascii="Gill Sans MT" w:hAnsi="Gill Sans MT"/>
-                <w:sz w:val="22"/>
-                <w:szCs w:val="22"/>
-              </w:rPr>
-            </w:pPr>
-            <w:r>
-              <w:rPr>
-                <w:rFonts w:ascii="Gill Sans MT" w:hAnsi="Gill Sans MT"/>
-                <w:sz w:val="22"/>
-                <w:szCs w:val="22"/>
-              </w:rPr>
-              <w:t>Run a small pilot or dry</w:t>
-            </w:r>
-            <w:r>
-              <w:rPr>
-                <w:rFonts w:ascii="Cambria Math" w:hAnsi="Cambria Math" w:cs="Cambria Math"/>
-                <w:sz w:val="22"/>
-                <w:szCs w:val="22"/>
-              </w:rPr>
-              <w:t>‑</w:t>
-            </w:r>
-            <w:r>
-              <w:rPr>
-                <w:rFonts w:ascii="Gill Sans MT" w:hAnsi="Gill Sans MT"/>
-                <w:sz w:val="22"/>
-                <w:szCs w:val="22"/>
-              </w:rPr>
-              <w:t>run; log surprises; adjust the plan.</w:t>
+            <w:r>
+              <w:t>Distinguish BIM input from BEM assumptions; test what a performance model can and cannot claim.</w:t>
             </w:r>
           </w:p>
         </w:tc>
@@ -2010,21 +1001,8 @@
             <w:tcW w:w="1503" w:type="dxa"/>
           </w:tcPr>
           <w:p>
-            <w:pPr>
-              <w:pStyle w:val="Compact"/>
-              <w:rPr>
-                <w:rFonts w:ascii="Gill Sans MT" w:hAnsi="Gill Sans MT"/>
-                <w:sz w:val="22"/>
-                <w:szCs w:val="22"/>
-              </w:rPr>
-            </w:pPr>
-            <w:r>
-              <w:rPr>
-                <w:rFonts w:ascii="Gill Sans MT" w:hAnsi="Gill Sans MT"/>
-                <w:sz w:val="22"/>
-                <w:szCs w:val="22"/>
-              </w:rPr>
-              <w:t>A3 Pilot Memo (≤2 pp) (3h).</w:t>
+            <w:r>
+              <w:t>Complete A2 tool feasibility (4h).</w:t>
             </w:r>
           </w:p>
         </w:tc>
@@ -2033,21 +1011,8 @@
             <w:tcW w:w="2004" w:type="dxa"/>
           </w:tcPr>
           <w:p>
-            <w:pPr>
-              <w:pStyle w:val="Compact"/>
-              <w:rPr>
-                <w:rFonts w:ascii="Gill Sans MT" w:hAnsi="Gill Sans MT"/>
-                <w:sz w:val="22"/>
-                <w:szCs w:val="22"/>
-              </w:rPr>
-            </w:pPr>
-            <w:r>
-              <w:rPr>
-                <w:rFonts w:ascii="Gill Sans MT" w:hAnsi="Gill Sans MT"/>
-                <w:sz w:val="22"/>
-                <w:szCs w:val="22"/>
-              </w:rPr>
-              <w:t>Your chosen apparatus or preset sim.</w:t>
+            <w:r>
+              <w:t>BIM/BEM samples; Ladybug/Radiance/EnergyPlus presets.</w:t>
             </w:r>
           </w:p>
         </w:tc>
@@ -2056,21 +1021,8 @@
             <w:tcW w:w="2105" w:type="dxa"/>
           </w:tcPr>
           <w:p>
-            <w:pPr>
-              <w:pStyle w:val="Compact"/>
-              <w:rPr>
-                <w:rFonts w:ascii="Gill Sans MT" w:hAnsi="Gill Sans MT"/>
-                <w:sz w:val="22"/>
-                <w:szCs w:val="22"/>
-              </w:rPr>
-            </w:pPr>
-            <w:r>
-              <w:rPr>
-                <w:rFonts w:ascii="Gill Sans MT" w:hAnsi="Gill Sans MT"/>
-                <w:sz w:val="22"/>
-                <w:szCs w:val="22"/>
-              </w:rPr>
-              <w:t>Pilot memo template.</w:t>
+            <w:r>
+              <w:t>BIM/BEM translation handout.</w:t>
             </w:r>
           </w:p>
         </w:tc>
@@ -2081,50 +1033,9 @@
             <w:tcW w:w="1253" w:type="dxa"/>
           </w:tcPr>
           <w:p>
-            <w:pPr>
-              <w:pStyle w:val="BodyText"/>
-              <w:rPr>
-                <w:rFonts w:ascii="Gill Sans MT" w:hAnsi="Gill Sans MT"/>
-                <w:sz w:val="22"/>
-                <w:szCs w:val="22"/>
-              </w:rPr>
-            </w:pPr>
-            <w:r>
-              <w:rPr>
-                <w:rFonts w:ascii="Gill Sans MT" w:hAnsi="Gill Sans MT"/>
-                <w:sz w:val="22"/>
-                <w:szCs w:val="22"/>
-              </w:rPr>
-              <w:t>W6</w:t>
-            </w:r>
-          </w:p>
-          <w:p>
-            <w:pPr>
-              <w:pStyle w:val="BodyText"/>
-              <w:rPr>
-                <w:rFonts w:ascii="Gill Sans MT" w:hAnsi="Gill Sans MT"/>
-                <w:sz w:val="22"/>
-                <w:szCs w:val="22"/>
-              </w:rPr>
-            </w:pPr>
-            <w:r>
-              <w:rPr>
-                <w:rFonts w:ascii="Gill Sans MT" w:hAnsi="Gill Sans MT"/>
-                <w:sz w:val="22"/>
-                <w:szCs w:val="22"/>
-              </w:rPr>
-              <w:t xml:space="preserve">Make it r </w:t>
-            </w:r>
-            <w:proofErr w:type="spellStart"/>
-            <w:r>
-              <w:rPr>
-                <w:rFonts w:ascii="Gill Sans MT" w:hAnsi="Gill Sans MT"/>
-                <w:sz w:val="22"/>
-                <w:szCs w:val="22"/>
-              </w:rPr>
-              <w:t>eadable</w:t>
-            </w:r>
-            <w:proofErr w:type="spellEnd"/>
+            <w:r>
+              <w:t>W6 / Pathway Mapping</w:t>
+            </w:r>
           </w:p>
         </w:tc>
         <w:tc>
@@ -2132,21 +1043,8 @@
             <w:tcW w:w="2130" w:type="dxa"/>
           </w:tcPr>
           <w:p>
-            <w:pPr>
-              <w:pStyle w:val="Compact"/>
-              <w:rPr>
-                <w:rFonts w:ascii="Gill Sans MT" w:hAnsi="Gill Sans MT"/>
-                <w:sz w:val="22"/>
-                <w:szCs w:val="22"/>
-              </w:rPr>
-            </w:pPr>
-            <w:r>
-              <w:rPr>
-                <w:rFonts w:ascii="Gill Sans MT" w:hAnsi="Gill Sans MT"/>
-                <w:sz w:val="22"/>
-                <w:szCs w:val="22"/>
-              </w:rPr>
-              <w:t>Turn numbers into clear figures; start your Object Card figure.</w:t>
+            <w:r>
+              <w:t>Lock the workflow route and A4 branch; connect the chosen route to relevant ML/generative principles such as inputs, mapping, thresholds, overfitting, uncertainty, and reproducibility.</w:t>
             </w:r>
           </w:p>
         </w:tc>
@@ -2155,21 +1053,8 @@
             <w:tcW w:w="1503" w:type="dxa"/>
           </w:tcPr>
           <w:p>
-            <w:pPr>
-              <w:pStyle w:val="Compact"/>
-              <w:rPr>
-                <w:rFonts w:ascii="Gill Sans MT" w:hAnsi="Gill Sans MT"/>
-                <w:sz w:val="22"/>
-                <w:szCs w:val="22"/>
-              </w:rPr>
-            </w:pPr>
-            <w:r>
-              <w:rPr>
-                <w:rFonts w:ascii="Gill Sans MT" w:hAnsi="Gill Sans MT"/>
-                <w:sz w:val="22"/>
-                <w:szCs w:val="22"/>
-              </w:rPr>
-              <w:t>Draft A4 figures (3h).</w:t>
+            <w:r>
+              <w:t>Submit A2; declare A4 branch (4h).</w:t>
             </w:r>
           </w:p>
         </w:tc>
@@ -2178,21 +1063,8 @@
             <w:tcW w:w="2004" w:type="dxa"/>
           </w:tcPr>
           <w:p>
-            <w:pPr>
-              <w:pStyle w:val="Compact"/>
-              <w:rPr>
-                <w:rFonts w:ascii="Gill Sans MT" w:hAnsi="Gill Sans MT"/>
-                <w:sz w:val="22"/>
-                <w:szCs w:val="22"/>
-              </w:rPr>
-            </w:pPr>
-            <w:r>
-              <w:rPr>
-                <w:rFonts w:ascii="Gill Sans MT" w:hAnsi="Gill Sans MT"/>
-                <w:sz w:val="22"/>
-                <w:szCs w:val="22"/>
-              </w:rPr>
-              <w:t>Sheets/Excel; slide tool.</w:t>
+            <w:r>
+              <w:t>Tool translation matrix; workflow sketch.</w:t>
             </w:r>
           </w:p>
         </w:tc>
@@ -2201,21 +1073,8 @@
             <w:tcW w:w="2105" w:type="dxa"/>
           </w:tcPr>
           <w:p>
-            <w:pPr>
-              <w:pStyle w:val="Compact"/>
-              <w:rPr>
-                <w:rFonts w:ascii="Gill Sans MT" w:hAnsi="Gill Sans MT"/>
-                <w:sz w:val="22"/>
-                <w:szCs w:val="22"/>
-              </w:rPr>
-            </w:pPr>
-            <w:r>
-              <w:rPr>
-                <w:rFonts w:ascii="Gill Sans MT" w:hAnsi="Gill Sans MT"/>
-                <w:sz w:val="22"/>
-                <w:szCs w:val="22"/>
-              </w:rPr>
-              <w:t>Kirk data viz (excerpts).</w:t>
+            <w:r>
+              <w:t>A4 branch declaration template; ML principles checkpoint.</w:t>
             </w:r>
           </w:p>
         </w:tc>
@@ -2226,39 +1085,8 @@
             <w:tcW w:w="1253" w:type="dxa"/>
           </w:tcPr>
           <w:p>
-            <w:pPr>
-              <w:pStyle w:val="BodyText"/>
-              <w:rPr>
-                <w:rFonts w:ascii="Gill Sans MT" w:hAnsi="Gill Sans MT"/>
-                <w:sz w:val="22"/>
-                <w:szCs w:val="22"/>
-              </w:rPr>
-            </w:pPr>
-            <w:r>
-              <w:rPr>
-                <w:rFonts w:ascii="Gill Sans MT" w:hAnsi="Gill Sans MT"/>
-                <w:sz w:val="22"/>
-                <w:szCs w:val="22"/>
-              </w:rPr>
-              <w:t>W7</w:t>
-            </w:r>
-          </w:p>
-          <w:p>
-            <w:pPr>
-              <w:pStyle w:val="BodyText"/>
-              <w:rPr>
-                <w:rFonts w:ascii="Gill Sans MT" w:hAnsi="Gill Sans MT"/>
-                <w:sz w:val="22"/>
-                <w:szCs w:val="22"/>
-              </w:rPr>
-            </w:pPr>
-            <w:r>
-              <w:rPr>
-                <w:rFonts w:ascii="Gill Sans MT" w:hAnsi="Gill Sans MT"/>
-                <w:sz w:val="22"/>
-                <w:szCs w:val="22"/>
-              </w:rPr>
-              <w:t>Decide with numbers</w:t>
+            <w:r>
+              <w:t>W7 / Prototype Studio</w:t>
             </w:r>
           </w:p>
         </w:tc>
@@ -2267,65 +1095,8 @@
             <w:tcW w:w="2130" w:type="dxa"/>
           </w:tcPr>
           <w:p>
-            <w:pPr>
-              <w:pStyle w:val="Compact"/>
-              <w:rPr>
-                <w:rFonts w:ascii="Gill Sans MT" w:hAnsi="Gill Sans MT"/>
-                <w:sz w:val="22"/>
-                <w:szCs w:val="22"/>
-              </w:rPr>
-            </w:pPr>
-            <w:r>
-              <w:rPr>
-                <w:rFonts w:ascii="Gill Sans MT" w:hAnsi="Gill Sans MT"/>
-                <w:sz w:val="22"/>
-                <w:szCs w:val="22"/>
-              </w:rPr>
-              <w:t xml:space="preserve">Pick a threshold for adopt/ defer; address </w:t>
-            </w:r>
-            <w:proofErr w:type="spellStart"/>
-            <w:r>
-              <w:rPr>
-                <w:rFonts w:ascii="Gill Sans MT" w:hAnsi="Gill Sans MT"/>
-                <w:sz w:val="22"/>
-                <w:szCs w:val="22"/>
-              </w:rPr>
-              <w:t>coun</w:t>
-            </w:r>
-            <w:proofErr w:type="spellEnd"/>
-            <w:r>
-              <w:rPr>
-                <w:rFonts w:ascii="Gill Sans MT" w:hAnsi="Gill Sans MT"/>
-                <w:sz w:val="22"/>
-                <w:szCs w:val="22"/>
-              </w:rPr>
-              <w:t xml:space="preserve"> </w:t>
-            </w:r>
-            <w:proofErr w:type="spellStart"/>
-            <w:r>
-              <w:rPr>
-                <w:rFonts w:ascii="Gill Sans MT" w:hAnsi="Gill Sans MT"/>
-                <w:sz w:val="22"/>
-                <w:szCs w:val="22"/>
-              </w:rPr>
-              <w:t>ter</w:t>
-            </w:r>
-            <w:proofErr w:type="spellEnd"/>
-            <w:r>
-              <w:rPr>
-                <w:rFonts w:ascii="Cambria Math" w:hAnsi="Cambria Math" w:cs="Cambria Math"/>
-                <w:sz w:val="22"/>
-                <w:szCs w:val="22"/>
-              </w:rPr>
-              <w:t>‑</w:t>
-            </w:r>
-            <w:r>
-              <w:rPr>
-                <w:rFonts w:ascii="Gill Sans MT" w:hAnsi="Gill Sans MT"/>
-                <w:sz w:val="22"/>
-                <w:szCs w:val="22"/>
-              </w:rPr>
-              <w:t>arguments. Peer Review #1.</w:t>
+            <w:r>
+              <w:t>Build a minimum workflow prototype: inputs, variables, operation, output, and verification point.</w:t>
             </w:r>
           </w:p>
         </w:tc>
@@ -2334,21 +1105,8 @@
             <w:tcW w:w="1503" w:type="dxa"/>
           </w:tcPr>
           <w:p>
-            <w:pPr>
-              <w:pStyle w:val="Compact"/>
-              <w:rPr>
-                <w:rFonts w:ascii="Gill Sans MT" w:hAnsi="Gill Sans MT"/>
-                <w:sz w:val="22"/>
-                <w:szCs w:val="22"/>
-              </w:rPr>
-            </w:pPr>
-            <w:r>
-              <w:rPr>
-                <w:rFonts w:ascii="Gill Sans MT" w:hAnsi="Gill Sans MT"/>
-                <w:sz w:val="22"/>
-                <w:szCs w:val="22"/>
-              </w:rPr>
-              <w:t>Revise A4 (3h); Change Log #1 (1h).</w:t>
+            <w:r>
+              <w:t>A3 prototype scope and first artifact (4h).</w:t>
             </w:r>
           </w:p>
         </w:tc>
@@ -2357,39 +1115,8 @@
             <w:tcW w:w="2004" w:type="dxa"/>
           </w:tcPr>
           <w:p>
-            <w:pPr>
-              <w:pStyle w:val="Compact"/>
-              <w:rPr>
-                <w:rFonts w:ascii="Gill Sans MT" w:hAnsi="Gill Sans MT"/>
-                <w:sz w:val="22"/>
-                <w:szCs w:val="22"/>
-              </w:rPr>
-            </w:pPr>
-            <w:r>
-              <w:rPr>
-                <w:rFonts w:ascii="Gill Sans MT" w:hAnsi="Gill Sans MT"/>
-                <w:sz w:val="22"/>
-                <w:szCs w:val="22"/>
-              </w:rPr>
-              <w:t xml:space="preserve">Sheets/Excel; (optional) </w:t>
-            </w:r>
-            <w:proofErr w:type="spellStart"/>
-            <w:r>
-              <w:rPr>
-                <w:rFonts w:ascii="Gill Sans MT" w:hAnsi="Gill Sans MT"/>
-                <w:sz w:val="22"/>
-                <w:szCs w:val="22"/>
-              </w:rPr>
-              <w:t>Colab</w:t>
-            </w:r>
-            <w:proofErr w:type="spellEnd"/>
-            <w:r>
-              <w:rPr>
-                <w:rFonts w:ascii="Gill Sans MT" w:hAnsi="Gill Sans MT"/>
-                <w:sz w:val="22"/>
-                <w:szCs w:val="22"/>
-              </w:rPr>
-              <w:t>/GH.</w:t>
+            <w:r>
+              <w:t>Spreadsheet; GIS; Python; proxy simulation; AI-assisted fact-checking/workflow support; optional GH bridge.</w:t>
             </w:r>
           </w:p>
         </w:tc>
@@ -2398,21 +1125,8 @@
             <w:tcW w:w="2105" w:type="dxa"/>
           </w:tcPr>
           <w:p>
-            <w:pPr>
-              <w:pStyle w:val="Compact"/>
-              <w:rPr>
-                <w:rFonts w:ascii="Gill Sans MT" w:hAnsi="Gill Sans MT"/>
-                <w:sz w:val="22"/>
-                <w:szCs w:val="22"/>
-              </w:rPr>
-            </w:pPr>
-            <w:r>
-              <w:rPr>
-                <w:rFonts w:ascii="Gill Sans MT" w:hAnsi="Gill Sans MT"/>
-                <w:sz w:val="22"/>
-                <w:szCs w:val="22"/>
-              </w:rPr>
-              <w:t>Practice memo examples.</w:t>
+            <w:r>
+              <w:t>Prototype documentation template.</w:t>
             </w:r>
           </w:p>
         </w:tc>
@@ -2423,39 +1137,8 @@
             <w:tcW w:w="1253" w:type="dxa"/>
           </w:tcPr>
           <w:p>
-            <w:pPr>
-              <w:pStyle w:val="BodyText"/>
-              <w:rPr>
-                <w:rFonts w:ascii="Gill Sans MT" w:hAnsi="Gill Sans MT"/>
-                <w:sz w:val="22"/>
-                <w:szCs w:val="22"/>
-              </w:rPr>
-            </w:pPr>
-            <w:r>
-              <w:rPr>
-                <w:rFonts w:ascii="Gill Sans MT" w:hAnsi="Gill Sans MT"/>
-                <w:sz w:val="22"/>
-                <w:szCs w:val="22"/>
-              </w:rPr>
-              <w:t>W8</w:t>
-            </w:r>
-          </w:p>
-          <w:p>
-            <w:pPr>
-              <w:pStyle w:val="BodyText"/>
-              <w:rPr>
-                <w:rFonts w:ascii="Gill Sans MT" w:hAnsi="Gill Sans MT"/>
-                <w:sz w:val="22"/>
-                <w:szCs w:val="22"/>
-              </w:rPr>
-            </w:pPr>
-            <w:r>
-              <w:rPr>
-                <w:rFonts w:ascii="Gill Sans MT" w:hAnsi="Gill Sans MT"/>
-                <w:sz w:val="22"/>
-                <w:szCs w:val="22"/>
-              </w:rPr>
-              <w:t>Workflow help (light)</w:t>
+            <w:r>
+              <w:t>W8 / Reproducibility and AI Fact-Checking</w:t>
             </w:r>
           </w:p>
         </w:tc>
@@ -2464,21 +1147,8 @@
             <w:tcW w:w="2130" w:type="dxa"/>
           </w:tcPr>
           <w:p>
-            <w:pPr>
-              <w:pStyle w:val="Compact"/>
-              <w:rPr>
-                <w:rFonts w:ascii="Gill Sans MT" w:hAnsi="Gill Sans MT"/>
-                <w:sz w:val="22"/>
-                <w:szCs w:val="22"/>
-              </w:rPr>
-            </w:pPr>
-            <w:r>
-              <w:rPr>
-                <w:rFonts w:ascii="Gill Sans MT" w:hAnsi="Gill Sans MT"/>
-                <w:sz w:val="22"/>
-                <w:szCs w:val="22"/>
-              </w:rPr>
-              <w:t>If you use AI or scripts, document them as a workflow object; discuss limits/ethics. Mentor consults (30–45 min).</w:t>
+            <w:r>
+              <w:t>Document workflow steps, classify AI/ML/generative outputs as factual, relationship-based, or workflow/code, and check what must be manually verified.</w:t>
             </w:r>
           </w:p>
         </w:tc>
@@ -2487,21 +1157,8 @@
             <w:tcW w:w="1503" w:type="dxa"/>
           </w:tcPr>
           <w:p>
-            <w:pPr>
-              <w:pStyle w:val="Compact"/>
-              <w:rPr>
-                <w:rFonts w:ascii="Gill Sans MT" w:hAnsi="Gill Sans MT"/>
-                <w:sz w:val="22"/>
-                <w:szCs w:val="22"/>
-              </w:rPr>
-            </w:pPr>
-            <w:r>
-              <w:rPr>
-                <w:rFonts w:ascii="Gill Sans MT" w:hAnsi="Gill Sans MT"/>
-                <w:sz w:val="22"/>
-                <w:szCs w:val="22"/>
-              </w:rPr>
-              <w:t>Mentor Report (1–2 pp) (2h).</w:t>
+            <w:r>
+              <w:t>A3 verification log and README draft (4h).</w:t>
             </w:r>
           </w:p>
         </w:tc>
@@ -2510,21 +1167,8 @@
             <w:tcW w:w="2004" w:type="dxa"/>
           </w:tcPr>
           <w:p>
-            <w:pPr>
-              <w:pStyle w:val="Compact"/>
-              <w:rPr>
-                <w:rFonts w:ascii="Gill Sans MT" w:hAnsi="Gill Sans MT"/>
-                <w:sz w:val="22"/>
-                <w:szCs w:val="22"/>
-              </w:rPr>
-            </w:pPr>
-            <w:r>
-              <w:rPr>
-                <w:rFonts w:ascii="Gill Sans MT" w:hAnsi="Gill Sans MT"/>
-                <w:sz w:val="22"/>
-                <w:szCs w:val="22"/>
-              </w:rPr>
-              <w:t>Any LLM (optional); documentation only.</w:t>
+            <w:r>
+              <w:t>AI fact-checking card; notebooks; README; prompt log.</w:t>
             </w:r>
           </w:p>
         </w:tc>
@@ -2533,21 +1177,8 @@
             <w:tcW w:w="2105" w:type="dxa"/>
           </w:tcPr>
           <w:p>
-            <w:pPr>
-              <w:pStyle w:val="Compact"/>
-              <w:rPr>
-                <w:rFonts w:ascii="Gill Sans MT" w:hAnsi="Gill Sans MT"/>
-                <w:sz w:val="22"/>
-                <w:szCs w:val="22"/>
-              </w:rPr>
-            </w:pPr>
-            <w:r>
-              <w:rPr>
-                <w:rFonts w:ascii="Gill Sans MT" w:hAnsi="Gill Sans MT"/>
-                <w:sz w:val="22"/>
-                <w:szCs w:val="22"/>
-              </w:rPr>
-              <w:t>Workflow card template.</w:t>
+            <w:r>
+              <w:t>AI-assisted fact-checking card; ML/generative-model principles primer; reproducibility checklist.</w:t>
             </w:r>
           </w:p>
         </w:tc>
@@ -2558,22 +1189,8 @@
             <w:tcW w:w="1253" w:type="dxa"/>
           </w:tcPr>
           <w:p>
-            <w:pPr>
-              <w:pStyle w:val="BodyText"/>
-              <w:rPr>
-                <w:rFonts w:ascii="Gill Sans MT" w:hAnsi="Gill Sans MT"/>
-                <w:sz w:val="22"/>
-                <w:szCs w:val="22"/>
-              </w:rPr>
-            </w:pPr>
-            <w:r>
-              <w:rPr>
-                <w:rFonts w:ascii="Gill Sans MT" w:hAnsi="Gill Sans MT"/>
-                <w:sz w:val="22"/>
-                <w:szCs w:val="22"/>
-              </w:rPr>
-              <w:lastRenderedPageBreak/>
-              <w:t>W9 Story &amp; figure clinic</w:t>
+            <w:r>
+              <w:t>W9 / Thresholds and Recommendations</w:t>
             </w:r>
           </w:p>
         </w:tc>
@@ -2582,37 +1199,8 @@
             <w:tcW w:w="2130" w:type="dxa"/>
           </w:tcPr>
           <w:p>
-            <w:pPr>
-              <w:pStyle w:val="Compact"/>
-              <w:rPr>
-                <w:rFonts w:ascii="Gill Sans MT" w:hAnsi="Gill Sans MT"/>
-                <w:sz w:val="22"/>
-                <w:szCs w:val="22"/>
-              </w:rPr>
-            </w:pPr>
-            <w:r>
-              <w:rPr>
-                <w:rFonts w:ascii="Gill Sans MT" w:hAnsi="Gill Sans MT"/>
-                <w:sz w:val="22"/>
-                <w:szCs w:val="22"/>
-              </w:rPr>
-              <w:t>Finish Object Card; tell the two</w:t>
-            </w:r>
-            <w:r>
-              <w:rPr>
-                <w:rFonts w:ascii="Cambria Math" w:hAnsi="Cambria Math" w:cs="Cambria Math"/>
-                <w:sz w:val="22"/>
-                <w:szCs w:val="22"/>
-              </w:rPr>
-              <w:t>‑</w:t>
-            </w:r>
-            <w:r>
-              <w:rPr>
-                <w:rFonts w:ascii="Gill Sans MT" w:hAnsi="Gill Sans MT"/>
-                <w:sz w:val="22"/>
-                <w:szCs w:val="22"/>
-              </w:rPr>
-              <w:t>slide story for your Practice Case. Peer Review #2.</w:t>
+            <w:r>
+              <w:t>Turn outputs into figures, thresholds, counter-arguments, and an object-card direction.</w:t>
             </w:r>
           </w:p>
         </w:tc>
@@ -2621,21 +1209,8 @@
             <w:tcW w:w="1503" w:type="dxa"/>
           </w:tcPr>
           <w:p>
-            <w:pPr>
-              <w:pStyle w:val="Compact"/>
-              <w:rPr>
-                <w:rFonts w:ascii="Gill Sans MT" w:hAnsi="Gill Sans MT"/>
-                <w:sz w:val="22"/>
-                <w:szCs w:val="22"/>
-              </w:rPr>
-            </w:pPr>
-            <w:r>
-              <w:rPr>
-                <w:rFonts w:ascii="Gill Sans MT" w:hAnsi="Gill Sans MT"/>
-                <w:sz w:val="22"/>
-                <w:szCs w:val="22"/>
-              </w:rPr>
-              <w:t>Polish A4 draft; Change Log #2 (1h).</w:t>
+            <w:r>
+              <w:t>Submit A3; launch A4 draft (4h).</w:t>
             </w:r>
           </w:p>
         </w:tc>
@@ -2644,21 +1219,8 @@
             <w:tcW w:w="2004" w:type="dxa"/>
           </w:tcPr>
           <w:p>
-            <w:pPr>
-              <w:pStyle w:val="Compact"/>
-              <w:rPr>
-                <w:rFonts w:ascii="Gill Sans MT" w:hAnsi="Gill Sans MT"/>
-                <w:sz w:val="22"/>
-                <w:szCs w:val="22"/>
-              </w:rPr>
-            </w:pPr>
-            <w:r>
-              <w:rPr>
-                <w:rFonts w:ascii="Gill Sans MT" w:hAnsi="Gill Sans MT"/>
-                <w:sz w:val="22"/>
-                <w:szCs w:val="22"/>
-              </w:rPr>
-              <w:t>Slide tool; Sheets/Excel.</w:t>
+            <w:r>
+              <w:t>Charts; slide tool; CSV/GH handoff where relevant.</w:t>
             </w:r>
           </w:p>
         </w:tc>
@@ -2667,21 +1229,8 @@
             <w:tcW w:w="2105" w:type="dxa"/>
           </w:tcPr>
           <w:p>
-            <w:pPr>
-              <w:pStyle w:val="Compact"/>
-              <w:rPr>
-                <w:rFonts w:ascii="Gill Sans MT" w:hAnsi="Gill Sans MT"/>
-                <w:sz w:val="22"/>
-                <w:szCs w:val="22"/>
-              </w:rPr>
-            </w:pPr>
-            <w:r>
-              <w:rPr>
-                <w:rFonts w:ascii="Gill Sans MT" w:hAnsi="Gill Sans MT"/>
-                <w:sz w:val="22"/>
-                <w:szCs w:val="22"/>
-              </w:rPr>
-              <w:t>Style guide.</w:t>
+            <w:r>
+              <w:t>Object-card and figure clinic handout.</w:t>
             </w:r>
           </w:p>
         </w:tc>
@@ -2692,21 +1241,8 @@
             <w:tcW w:w="1253" w:type="dxa"/>
           </w:tcPr>
           <w:p>
-            <w:pPr>
-              <w:pStyle w:val="Compact"/>
-              <w:rPr>
-                <w:rFonts w:ascii="Gill Sans MT" w:hAnsi="Gill Sans MT"/>
-                <w:sz w:val="22"/>
-                <w:szCs w:val="22"/>
-              </w:rPr>
-            </w:pPr>
-            <w:r>
-              <w:rPr>
-                <w:rFonts w:ascii="Gill Sans MT" w:hAnsi="Gill Sans MT"/>
-                <w:sz w:val="22"/>
-                <w:szCs w:val="22"/>
-              </w:rPr>
-              <w:t>W10 Draft defense</w:t>
+            <w:r>
+              <w:t>W10 / Draft Workflow Review</w:t>
             </w:r>
           </w:p>
         </w:tc>
@@ -2715,37 +1251,8 @@
             <w:tcW w:w="2130" w:type="dxa"/>
           </w:tcPr>
           <w:p>
-            <w:pPr>
-              <w:pStyle w:val="Compact"/>
-              <w:rPr>
-                <w:rFonts w:ascii="Gill Sans MT" w:hAnsi="Gill Sans MT"/>
-                <w:sz w:val="22"/>
-                <w:szCs w:val="22"/>
-              </w:rPr>
-            </w:pPr>
-            <w:r>
-              <w:rPr>
-                <w:rFonts w:ascii="Gill Sans MT" w:hAnsi="Gill Sans MT"/>
-                <w:sz w:val="22"/>
-                <w:szCs w:val="22"/>
-              </w:rPr>
-              <w:t>Short in</w:t>
-            </w:r>
-            <w:r>
-              <w:rPr>
-                <w:rFonts w:ascii="Cambria Math" w:hAnsi="Cambria Math" w:cs="Cambria Math"/>
-                <w:sz w:val="22"/>
-                <w:szCs w:val="22"/>
-              </w:rPr>
-              <w:t>‑</w:t>
-            </w:r>
-            <w:r>
-              <w:rPr>
-                <w:rFonts w:ascii="Gill Sans MT" w:hAnsi="Gill Sans MT"/>
-                <w:sz w:val="22"/>
-                <w:szCs w:val="22"/>
-              </w:rPr>
-              <w:t>class defenses; make a fix list.</w:t>
+            <w:r>
+              <w:t>Review full evidence loop: decision, workflow, output, threshold, feedback, and revision plan.</w:t>
             </w:r>
           </w:p>
         </w:tc>
@@ -2754,21 +1261,8 @@
             <w:tcW w:w="1503" w:type="dxa"/>
           </w:tcPr>
           <w:p>
-            <w:pPr>
-              <w:pStyle w:val="Compact"/>
-              <w:rPr>
-                <w:rFonts w:ascii="Gill Sans MT" w:hAnsi="Gill Sans MT"/>
-                <w:sz w:val="22"/>
-                <w:szCs w:val="22"/>
-              </w:rPr>
-            </w:pPr>
-            <w:r>
-              <w:rPr>
-                <w:rFonts w:ascii="Gill Sans MT" w:hAnsi="Gill Sans MT"/>
-                <w:sz w:val="22"/>
-                <w:szCs w:val="22"/>
-              </w:rPr>
-              <w:t>Integrate fixes (3h).</w:t>
+            <w:r>
+              <w:t>A4 draft and fix list (4h).</w:t>
             </w:r>
           </w:p>
         </w:tc>
@@ -2777,21 +1271,8 @@
             <w:tcW w:w="2004" w:type="dxa"/>
           </w:tcPr>
           <w:p>
-            <w:pPr>
-              <w:pStyle w:val="Compact"/>
-              <w:rPr>
-                <w:rFonts w:ascii="Gill Sans MT" w:hAnsi="Gill Sans MT"/>
-                <w:sz w:val="22"/>
-                <w:szCs w:val="22"/>
-              </w:rPr>
-            </w:pPr>
-            <w:r>
-              <w:rPr>
-                <w:rFonts w:ascii="Gill Sans MT" w:hAnsi="Gill Sans MT"/>
-                <w:sz w:val="22"/>
-                <w:szCs w:val="22"/>
-              </w:rPr>
-              <w:t>—</w:t>
+            <w:r>
+              <w:t>Peer review prompts; package checklist.</w:t>
             </w:r>
           </w:p>
         </w:tc>
@@ -2800,21 +1281,8 @@
             <w:tcW w:w="2105" w:type="dxa"/>
           </w:tcPr>
           <w:p>
-            <w:pPr>
-              <w:pStyle w:val="Compact"/>
-              <w:rPr>
-                <w:rFonts w:ascii="Gill Sans MT" w:hAnsi="Gill Sans MT"/>
-                <w:sz w:val="22"/>
-                <w:szCs w:val="22"/>
-              </w:rPr>
-            </w:pPr>
-            <w:r>
-              <w:rPr>
-                <w:rFonts w:ascii="Gill Sans MT" w:hAnsi="Gill Sans MT"/>
-                <w:sz w:val="22"/>
-                <w:szCs w:val="22"/>
-              </w:rPr>
-              <w:t>—</w:t>
+            <w:r>
+              <w:t>Final package checklist.</w:t>
             </w:r>
           </w:p>
         </w:tc>
@@ -2825,39 +1293,8 @@
             <w:tcW w:w="1253" w:type="dxa"/>
           </w:tcPr>
           <w:p>
-            <w:pPr>
-              <w:pStyle w:val="Compact"/>
-              <w:rPr>
-                <w:rFonts w:ascii="Gill Sans MT" w:hAnsi="Gill Sans MT"/>
-                <w:sz w:val="22"/>
-                <w:szCs w:val="22"/>
-              </w:rPr>
-            </w:pPr>
-            <w:r>
-              <w:rPr>
-                <w:rFonts w:ascii="Gill Sans MT" w:hAnsi="Gill Sans MT"/>
-                <w:sz w:val="22"/>
-                <w:szCs w:val="22"/>
-              </w:rPr>
-              <w:t xml:space="preserve">W11 </w:t>
-            </w:r>
-          </w:p>
-          <w:p>
-            <w:pPr>
-              <w:pStyle w:val="Compact"/>
-              <w:rPr>
-                <w:rFonts w:ascii="Gill Sans MT" w:hAnsi="Gill Sans MT"/>
-                <w:sz w:val="22"/>
-                <w:szCs w:val="22"/>
-              </w:rPr>
-            </w:pPr>
-            <w:r>
-              <w:rPr>
-                <w:rFonts w:ascii="Gill Sans MT" w:hAnsi="Gill Sans MT"/>
-                <w:sz w:val="22"/>
-                <w:szCs w:val="22"/>
-              </w:rPr>
-              <w:t>Final polish</w:t>
+            <w:r>
+              <w:t>W11 / Final Package Clinic</w:t>
             </w:r>
           </w:p>
         </w:tc>
@@ -2866,21 +1303,8 @@
             <w:tcW w:w="2130" w:type="dxa"/>
           </w:tcPr>
           <w:p>
-            <w:pPr>
-              <w:pStyle w:val="Compact"/>
-              <w:rPr>
-                <w:rFonts w:ascii="Gill Sans MT" w:hAnsi="Gill Sans MT"/>
-                <w:sz w:val="22"/>
-                <w:szCs w:val="22"/>
-              </w:rPr>
-            </w:pPr>
-            <w:r>
-              <w:rPr>
-                <w:rFonts w:ascii="Gill Sans MT" w:hAnsi="Gill Sans MT"/>
-                <w:sz w:val="22"/>
-                <w:szCs w:val="22"/>
-              </w:rPr>
-              <w:t>Fold mentor advice; finalize thresholds; logistics for review day.</w:t>
+            <w:r>
+              <w:t>Refine practice case, research brief, object card, capsule, and feedback/revision ledger.</w:t>
             </w:r>
           </w:p>
         </w:tc>
@@ -2889,21 +1313,8 @@
             <w:tcW w:w="1503" w:type="dxa"/>
           </w:tcPr>
           <w:p>
-            <w:pPr>
-              <w:pStyle w:val="Compact"/>
-              <w:rPr>
-                <w:rFonts w:ascii="Gill Sans MT" w:hAnsi="Gill Sans MT"/>
-                <w:sz w:val="22"/>
-                <w:szCs w:val="22"/>
-              </w:rPr>
-            </w:pPr>
-            <w:r>
-              <w:rPr>
-                <w:rFonts w:ascii="Gill Sans MT" w:hAnsi="Gill Sans MT"/>
-                <w:sz w:val="22"/>
-                <w:szCs w:val="22"/>
-              </w:rPr>
-              <w:t>Polish (3h).</w:t>
+            <w:r>
+              <w:t>A4 near-final polish (3h).</w:t>
             </w:r>
           </w:p>
         </w:tc>
@@ -2912,21 +1323,8 @@
             <w:tcW w:w="2004" w:type="dxa"/>
           </w:tcPr>
           <w:p>
-            <w:pPr>
-              <w:pStyle w:val="Compact"/>
-              <w:rPr>
-                <w:rFonts w:ascii="Gill Sans MT" w:hAnsi="Gill Sans MT"/>
-                <w:sz w:val="22"/>
-                <w:szCs w:val="22"/>
-              </w:rPr>
-            </w:pPr>
-            <w:r>
-              <w:rPr>
-                <w:rFonts w:ascii="Gill Sans MT" w:hAnsi="Gill Sans MT"/>
-                <w:sz w:val="22"/>
-                <w:szCs w:val="22"/>
-              </w:rPr>
-              <w:t>—</w:t>
+            <w:r>
+              <w:t>Slide tool; README; figures; source files.</w:t>
             </w:r>
           </w:p>
         </w:tc>
@@ -2935,21 +1333,8 @@
             <w:tcW w:w="2105" w:type="dxa"/>
           </w:tcPr>
           <w:p>
-            <w:pPr>
-              <w:pStyle w:val="Compact"/>
-              <w:rPr>
-                <w:rFonts w:ascii="Gill Sans MT" w:hAnsi="Gill Sans MT"/>
-                <w:sz w:val="22"/>
-                <w:szCs w:val="22"/>
-              </w:rPr>
-            </w:pPr>
-            <w:r>
-              <w:rPr>
-                <w:rFonts w:ascii="Gill Sans MT" w:hAnsi="Gill Sans MT"/>
-                <w:sz w:val="22"/>
-                <w:szCs w:val="22"/>
-              </w:rPr>
-              <w:t>—</w:t>
+            <w:r>
+              <w:t>Package audit checklist.</w:t>
             </w:r>
           </w:p>
         </w:tc>
@@ -2960,21 +1345,8 @@
             <w:tcW w:w="1253" w:type="dxa"/>
           </w:tcPr>
           <w:p>
-            <w:pPr>
-              <w:pStyle w:val="Compact"/>
-              <w:rPr>
-                <w:rFonts w:ascii="Gill Sans MT" w:hAnsi="Gill Sans MT"/>
-                <w:sz w:val="22"/>
-                <w:szCs w:val="22"/>
-              </w:rPr>
-            </w:pPr>
-            <w:r>
-              <w:rPr>
-                <w:rFonts w:ascii="Gill Sans MT" w:hAnsi="Gill Sans MT"/>
-                <w:sz w:val="22"/>
-                <w:szCs w:val="22"/>
-              </w:rPr>
-              <w:t>W12 Review</w:t>
+            <w:r>
+              <w:t>W12 / Object Fair</w:t>
             </w:r>
           </w:p>
         </w:tc>
@@ -2983,21 +1355,8 @@
             <w:tcW w:w="2130" w:type="dxa"/>
           </w:tcPr>
           <w:p>
-            <w:pPr>
-              <w:pStyle w:val="Compact"/>
-              <w:rPr>
-                <w:rFonts w:ascii="Gill Sans MT" w:hAnsi="Gill Sans MT"/>
-                <w:sz w:val="22"/>
-                <w:szCs w:val="22"/>
-              </w:rPr>
-            </w:pPr>
-            <w:r>
-              <w:rPr>
-                <w:rFonts w:ascii="Gill Sans MT" w:hAnsi="Gill Sans MT"/>
-                <w:sz w:val="22"/>
-                <w:szCs w:val="22"/>
-              </w:rPr>
-              <w:t>Object Fair: 6–8 min talk + 4 min Q&amp;A; submit A4 bundle.</w:t>
+            <w:r>
+              <w:t>Present the final object card and defend what reasoning transfers to future studio work.</w:t>
             </w:r>
           </w:p>
         </w:tc>
@@ -3006,21 +1365,8 @@
             <w:tcW w:w="1503" w:type="dxa"/>
           </w:tcPr>
           <w:p>
-            <w:pPr>
-              <w:pStyle w:val="Compact"/>
-              <w:rPr>
-                <w:rFonts w:ascii="Gill Sans MT" w:hAnsi="Gill Sans MT"/>
-                <w:sz w:val="22"/>
-                <w:szCs w:val="22"/>
-              </w:rPr>
-            </w:pPr>
-            <w:r>
-              <w:rPr>
-                <w:rFonts w:ascii="Gill Sans MT" w:hAnsi="Gill Sans MT"/>
-                <w:sz w:val="22"/>
-                <w:szCs w:val="22"/>
-              </w:rPr>
-              <w:t>—</w:t>
+            <w:r>
+              <w:t>Submit A4 bundle.</w:t>
             </w:r>
           </w:p>
         </w:tc>
@@ -3029,21 +1375,8 @@
             <w:tcW w:w="2004" w:type="dxa"/>
           </w:tcPr>
           <w:p>
-            <w:pPr>
-              <w:pStyle w:val="Compact"/>
-              <w:rPr>
-                <w:rFonts w:ascii="Gill Sans MT" w:hAnsi="Gill Sans MT"/>
-                <w:sz w:val="22"/>
-                <w:szCs w:val="22"/>
-              </w:rPr>
-            </w:pPr>
-            <w:r>
-              <w:rPr>
-                <w:rFonts w:ascii="Gill Sans MT" w:hAnsi="Gill Sans MT"/>
-                <w:sz w:val="22"/>
-                <w:szCs w:val="22"/>
-              </w:rPr>
-              <w:t>—</w:t>
+            <w:r>
+              <w:t>Final package.</w:t>
             </w:r>
           </w:p>
         </w:tc>
@@ -3052,21 +1385,8 @@
             <w:tcW w:w="2105" w:type="dxa"/>
           </w:tcPr>
           <w:p>
-            <w:pPr>
-              <w:pStyle w:val="Compact"/>
-              <w:rPr>
-                <w:rFonts w:ascii="Gill Sans MT" w:hAnsi="Gill Sans MT"/>
-                <w:sz w:val="22"/>
-                <w:szCs w:val="22"/>
-              </w:rPr>
-            </w:pPr>
-            <w:r>
-              <w:rPr>
-                <w:rFonts w:ascii="Gill Sans MT" w:hAnsi="Gill Sans MT"/>
-                <w:sz w:val="22"/>
-                <w:szCs w:val="22"/>
-              </w:rPr>
-              <w:t>—</w:t>
+            <w:r>
+              <w:t>Course transfer reflection prompt.</w:t>
             </w:r>
           </w:p>
         </w:tc>
@@ -3300,6 +1620,23 @@
           <w:sz w:val="22"/>
         </w:rPr>
         <w:t>Radiance primer (short handout).</w:t>
+      </w:r>
+    </w:p>
+    <w:p>
+      <w:pPr>
+        <w:pStyle w:val="ListBullet"/>
+        <w:numPr>
+          <w:ilvl w:val="0"/>
+          <w:numId w:val="35"/>
+        </w:numPr>
+        <w:spacing w:after="60"/>
+        <w:rPr>
+          <w:rFonts w:ascii="Gill Sans MT" w:hAnsi="Gill Sans MT"/>
+          <w:sz w:val="22"/>
+        </w:rPr>
+      </w:pPr>
+      <w:r>
+        <w:t>ML Primer: 12 Principles for Architecture (course handout on ML/DL, generative models, uncertainty, overfitting, and reproducibility).</w:t>
       </w:r>
     </w:p>
     <w:p>
@@ -3437,21 +1774,8 @@
             <w:tcW w:w="1539" w:type="dxa"/>
           </w:tcPr>
           <w:p>
-            <w:pPr>
-              <w:rPr>
-                <w:rFonts w:ascii="Gill Sans MT" w:hAnsi="Gill Sans MT"/>
-                <w:sz w:val="22"/>
-                <w:szCs w:val="22"/>
-              </w:rPr>
-            </w:pPr>
-            <w:r>
-              <w:rPr>
-                <w:rFonts w:ascii="Gill Sans MT" w:hAnsi="Gill Sans MT"/>
-                <w:b/>
-                <w:sz w:val="22"/>
-                <w:szCs w:val="22"/>
-              </w:rPr>
-              <w:t xml:space="preserve">Assessment Tasks </w:t>
+            <w:r>
+              <w:t>Assessment Tasks</w:t>
             </w:r>
           </w:p>
         </w:tc>
@@ -3460,19 +1784,7 @@
             <w:tcW w:w="1071" w:type="dxa"/>
           </w:tcPr>
           <w:p>
-            <w:pPr>
-              <w:rPr>
-                <w:rFonts w:ascii="Gill Sans MT" w:hAnsi="Gill Sans MT"/>
-                <w:sz w:val="22"/>
-                <w:szCs w:val="22"/>
-              </w:rPr>
-            </w:pPr>
-            <w:r>
-              <w:rPr>
-                <w:rFonts w:ascii="Gill Sans MT" w:hAnsi="Gill Sans MT"/>
-                <w:sz w:val="22"/>
-                <w:szCs w:val="22"/>
-              </w:rPr>
+            <w:r>
               <w:t>Due</w:t>
             </w:r>
           </w:p>
@@ -3482,23 +1794,7 @@
             <w:tcW w:w="1440" w:type="dxa"/>
           </w:tcPr>
           <w:p>
-            <w:pPr>
-              <w:rPr>
-                <w:rFonts w:ascii="Gill Sans MT" w:hAnsi="Gill Sans MT"/>
-                <w:b/>
-                <w:bCs/>
-                <w:sz w:val="22"/>
-                <w:szCs w:val="22"/>
-              </w:rPr>
-            </w:pPr>
-            <w:r>
-              <w:rPr>
-                <w:rFonts w:ascii="Gill Sans MT" w:hAnsi="Gill Sans MT"/>
-                <w:b/>
-                <w:bCs/>
-                <w:sz w:val="22"/>
-                <w:szCs w:val="22"/>
-              </w:rPr>
+            <w:r>
               <w:t>Weighting</w:t>
             </w:r>
           </w:p>
@@ -3508,19 +1804,7 @@
             <w:tcW w:w="4590" w:type="dxa"/>
           </w:tcPr>
           <w:p>
-            <w:pPr>
-              <w:rPr>
-                <w:rFonts w:ascii="Gill Sans MT" w:hAnsi="Gill Sans MT"/>
-                <w:sz w:val="22"/>
-                <w:szCs w:val="22"/>
-              </w:rPr>
-            </w:pPr>
-            <w:r>
-              <w:rPr>
-                <w:rFonts w:ascii="Gill Sans MT" w:hAnsi="Gill Sans MT"/>
-                <w:sz w:val="22"/>
-                <w:szCs w:val="22"/>
-              </w:rPr>
+            <w:r>
               <w:t>What you submit (scope)</w:t>
             </w:r>
           </w:p>
@@ -3532,37 +1816,8 @@
             <w:tcW w:w="1539" w:type="dxa"/>
           </w:tcPr>
           <w:p>
-            <w:pPr>
-              <w:rPr>
-                <w:rFonts w:ascii="Gill Sans MT" w:hAnsi="Gill Sans MT"/>
-                <w:sz w:val="22"/>
-                <w:szCs w:val="22"/>
-              </w:rPr>
-            </w:pPr>
-            <w:r>
-              <w:rPr>
-                <w:rFonts w:ascii="Gill Sans MT" w:hAnsi="Gill Sans MT"/>
-                <w:sz w:val="22"/>
-                <w:szCs w:val="22"/>
-              </w:rPr>
-              <w:t xml:space="preserve">Decision Claim </w:t>
-            </w:r>
-          </w:p>
-          <w:p>
-            <w:pPr>
-              <w:rPr>
-                <w:rFonts w:ascii="Gill Sans MT" w:hAnsi="Gill Sans MT"/>
-                <w:sz w:val="22"/>
-                <w:szCs w:val="22"/>
-              </w:rPr>
-            </w:pPr>
-            <w:r>
-              <w:rPr>
-                <w:rFonts w:ascii="Gill Sans MT" w:hAnsi="Gill Sans MT"/>
-                <w:sz w:val="22"/>
-                <w:szCs w:val="22"/>
-              </w:rPr>
-              <w:t>(1 page)</w:t>
+            <w:r>
+              <w:t>A1 Total Recall</w:t>
             </w:r>
           </w:p>
         </w:tc>
@@ -3571,19 +1826,7 @@
             <w:tcW w:w="1071" w:type="dxa"/>
           </w:tcPr>
           <w:p>
-            <w:pPr>
-              <w:rPr>
-                <w:rFonts w:ascii="Gill Sans MT" w:hAnsi="Gill Sans MT"/>
-                <w:sz w:val="22"/>
-                <w:szCs w:val="22"/>
-              </w:rPr>
-            </w:pPr>
-            <w:r>
-              <w:rPr>
-                <w:rFonts w:ascii="Gill Sans MT" w:hAnsi="Gill Sans MT"/>
-                <w:sz w:val="22"/>
-                <w:szCs w:val="22"/>
-              </w:rPr>
+            <w:r>
               <w:t>Week 3</w:t>
             </w:r>
           </w:p>
@@ -3593,24 +1836,8 @@
             <w:tcW w:w="1440" w:type="dxa"/>
           </w:tcPr>
           <w:p>
-            <w:pPr>
-              <w:rPr>
-                <w:rFonts w:ascii="Gill Sans MT" w:hAnsi="Gill Sans MT"/>
-                <w:b/>
-                <w:bCs/>
-                <w:sz w:val="22"/>
-                <w:szCs w:val="22"/>
-              </w:rPr>
-            </w:pPr>
-            <w:r>
-              <w:rPr>
-                <w:rFonts w:ascii="Gill Sans MT" w:hAnsi="Gill Sans MT"/>
-                <w:b/>
-                <w:bCs/>
-                <w:sz w:val="22"/>
-                <w:szCs w:val="22"/>
-              </w:rPr>
-              <w:t>10%</w:t>
+            <w:r>
+              <w:t>15%</w:t>
             </w:r>
           </w:p>
         </w:tc>
@@ -3619,20 +1846,8 @@
             <w:tcW w:w="4590" w:type="dxa"/>
           </w:tcPr>
           <w:p>
-            <w:pPr>
-              <w:rPr>
-                <w:rFonts w:ascii="Gill Sans MT" w:hAnsi="Gill Sans MT"/>
-                <w:sz w:val="22"/>
-                <w:szCs w:val="22"/>
-              </w:rPr>
-            </w:pPr>
-            <w:r>
-              <w:rPr>
-                <w:rFonts w:ascii="Gill Sans MT" w:hAnsi="Gill Sans MT"/>
-                <w:sz w:val="22"/>
-                <w:szCs w:val="22"/>
-              </w:rPr>
-              <w:t>Object • decision claim • who’s affected • success/fail signals • ranges you’ll test (simple table).</w:t>
+            <w:r>
+              <w:t>Prior studio decision; evidence recall; evidence critique; missing variable/range/threshold; one-page Total Recall board.</w:t>
             </w:r>
           </w:p>
         </w:tc>
@@ -3643,37 +1858,8 @@
             <w:tcW w:w="1539" w:type="dxa"/>
           </w:tcPr>
           <w:p>
-            <w:pPr>
-              <w:rPr>
-                <w:rFonts w:ascii="Gill Sans MT" w:hAnsi="Gill Sans MT"/>
-                <w:sz w:val="22"/>
-                <w:szCs w:val="22"/>
-              </w:rPr>
-            </w:pPr>
-            <w:r>
-              <w:rPr>
-                <w:rFonts w:ascii="Gill Sans MT" w:hAnsi="Gill Sans MT"/>
-                <w:sz w:val="22"/>
-                <w:szCs w:val="22"/>
-              </w:rPr>
-              <w:t xml:space="preserve">Evidence Map </w:t>
-            </w:r>
-          </w:p>
-          <w:p>
-            <w:pPr>
-              <w:rPr>
-                <w:rFonts w:ascii="Gill Sans MT" w:hAnsi="Gill Sans MT"/>
-                <w:sz w:val="22"/>
-                <w:szCs w:val="22"/>
-              </w:rPr>
-            </w:pPr>
-            <w:r>
-              <w:rPr>
-                <w:rFonts w:ascii="Gill Sans MT" w:hAnsi="Gill Sans MT"/>
-                <w:sz w:val="22"/>
-                <w:szCs w:val="22"/>
-              </w:rPr>
-              <w:t>(3–5 pages)</w:t>
+            <w:r>
+              <w:t>A2 Evidence + Workflow Map</w:t>
             </w:r>
           </w:p>
         </w:tc>
@@ -3682,20 +1868,8 @@
             <w:tcW w:w="1071" w:type="dxa"/>
           </w:tcPr>
           <w:p>
-            <w:pPr>
-              <w:rPr>
-                <w:rFonts w:ascii="Gill Sans MT" w:hAnsi="Gill Sans MT"/>
-                <w:sz w:val="22"/>
-                <w:szCs w:val="22"/>
-              </w:rPr>
-            </w:pPr>
-            <w:r>
-              <w:rPr>
-                <w:rFonts w:ascii="Gill Sans MT" w:hAnsi="Gill Sans MT"/>
-                <w:sz w:val="22"/>
-                <w:szCs w:val="22"/>
-              </w:rPr>
-              <w:t>Week 5</w:t>
+            <w:r>
+              <w:t>Week 6</w:t>
             </w:r>
           </w:p>
         </w:tc>
@@ -3704,24 +1878,8 @@
             <w:tcW w:w="1440" w:type="dxa"/>
           </w:tcPr>
           <w:p>
-            <w:pPr>
-              <w:rPr>
-                <w:rFonts w:ascii="Gill Sans MT" w:hAnsi="Gill Sans MT"/>
-                <w:b/>
-                <w:bCs/>
-                <w:sz w:val="22"/>
-                <w:szCs w:val="22"/>
-              </w:rPr>
-            </w:pPr>
-            <w:r>
-              <w:rPr>
-                <w:rFonts w:ascii="Gill Sans MT" w:hAnsi="Gill Sans MT"/>
-                <w:b/>
-                <w:bCs/>
-                <w:sz w:val="22"/>
-                <w:szCs w:val="22"/>
-              </w:rPr>
-              <w:t>10%</w:t>
+            <w:r>
+              <w:t>20%</w:t>
             </w:r>
           </w:p>
         </w:tc>
@@ -3730,54 +1888,8 @@
             <w:tcW w:w="4590" w:type="dxa"/>
           </w:tcPr>
           <w:p>
-            <w:pPr>
-              <w:rPr>
-                <w:rFonts w:ascii="Gill Sans MT" w:hAnsi="Gill Sans MT"/>
-                <w:sz w:val="22"/>
-                <w:szCs w:val="22"/>
-              </w:rPr>
-            </w:pPr>
-            <w:r>
-              <w:rPr>
-                <w:rFonts w:ascii="Gill Sans MT" w:hAnsi="Gill Sans MT"/>
-                <w:sz w:val="22"/>
-                <w:szCs w:val="22"/>
-              </w:rPr>
-              <w:t xml:space="preserve">What is already known (with sources), the property ranges you will use, and the exact </w:t>
-            </w:r>
-            <w:proofErr w:type="spellStart"/>
-            <w:r>
-              <w:rPr>
-                <w:rFonts w:ascii="Gill Sans MT" w:hAnsi="Gill Sans MT"/>
-                <w:sz w:val="22"/>
-                <w:szCs w:val="22"/>
-              </w:rPr>
-              <w:t>Gap</w:t>
-            </w:r>
-            <w:r>
-              <w:rPr>
-                <w:rFonts w:ascii="Arial" w:hAnsi="Arial" w:cs="Arial"/>
-                <w:sz w:val="22"/>
-                <w:szCs w:val="22"/>
-              </w:rPr>
-              <w:t>→</w:t>
-            </w:r>
-            <w:r>
-              <w:rPr>
-                <w:rFonts w:ascii="Gill Sans MT" w:hAnsi="Gill Sans MT"/>
-                <w:sz w:val="22"/>
-                <w:szCs w:val="22"/>
-              </w:rPr>
-              <w:t>Test</w:t>
-            </w:r>
-            <w:proofErr w:type="spellEnd"/>
-            <w:r>
-              <w:rPr>
-                <w:rFonts w:ascii="Gill Sans MT" w:hAnsi="Gill Sans MT"/>
-                <w:sz w:val="22"/>
-                <w:szCs w:val="22"/>
-              </w:rPr>
-              <w:t xml:space="preserve"> you will run.</w:t>
+            <w:r>
+              <w:t>Decision recap; evidence map; tool translation matrix; primary workflow selection; A4 branch declaration.</w:t>
             </w:r>
           </w:p>
         </w:tc>
@@ -3788,37 +1900,8 @@
             <w:tcW w:w="1539" w:type="dxa"/>
           </w:tcPr>
           <w:p>
-            <w:pPr>
-              <w:rPr>
-                <w:rFonts w:ascii="Gill Sans MT" w:hAnsi="Gill Sans MT"/>
-                <w:sz w:val="22"/>
-                <w:szCs w:val="22"/>
-              </w:rPr>
-            </w:pPr>
-            <w:r>
-              <w:rPr>
-                <w:rFonts w:ascii="Gill Sans MT" w:hAnsi="Gill Sans MT"/>
-                <w:sz w:val="22"/>
-                <w:szCs w:val="22"/>
-              </w:rPr>
-              <w:t xml:space="preserve">Test Plan &amp; Pilot Note </w:t>
-            </w:r>
-          </w:p>
-          <w:p>
-            <w:pPr>
-              <w:rPr>
-                <w:rFonts w:ascii="Gill Sans MT" w:hAnsi="Gill Sans MT"/>
-                <w:sz w:val="22"/>
-                <w:szCs w:val="22"/>
-              </w:rPr>
-            </w:pPr>
-            <w:r>
-              <w:rPr>
-                <w:rFonts w:ascii="Gill Sans MT" w:hAnsi="Gill Sans MT"/>
-                <w:sz w:val="22"/>
-                <w:szCs w:val="22"/>
-              </w:rPr>
-              <w:t>(≤4 pages total)</w:t>
+            <w:r>
+              <w:t>A3 Workflow Prototype + Verification</w:t>
             </w:r>
           </w:p>
         </w:tc>
@@ -3827,20 +1910,8 @@
             <w:tcW w:w="1071" w:type="dxa"/>
           </w:tcPr>
           <w:p>
-            <w:pPr>
-              <w:rPr>
-                <w:rFonts w:ascii="Gill Sans MT" w:hAnsi="Gill Sans MT"/>
-                <w:sz w:val="22"/>
-                <w:szCs w:val="22"/>
-              </w:rPr>
-            </w:pPr>
-            <w:r>
-              <w:rPr>
-                <w:rFonts w:ascii="Gill Sans MT" w:hAnsi="Gill Sans MT"/>
-                <w:sz w:val="22"/>
-                <w:szCs w:val="22"/>
-              </w:rPr>
-              <w:t>Week 7</w:t>
+            <w:r>
+              <w:t>Week 9</w:t>
             </w:r>
           </w:p>
         </w:tc>
@@ -3849,24 +1920,8 @@
             <w:tcW w:w="1440" w:type="dxa"/>
           </w:tcPr>
           <w:p>
-            <w:pPr>
-              <w:rPr>
-                <w:rFonts w:ascii="Gill Sans MT" w:hAnsi="Gill Sans MT"/>
-                <w:b/>
-                <w:bCs/>
-                <w:sz w:val="22"/>
-                <w:szCs w:val="22"/>
-              </w:rPr>
-            </w:pPr>
-            <w:r>
-              <w:rPr>
-                <w:rFonts w:ascii="Gill Sans MT" w:hAnsi="Gill Sans MT"/>
-                <w:b/>
-                <w:bCs/>
-                <w:sz w:val="22"/>
-                <w:szCs w:val="22"/>
-              </w:rPr>
-              <w:t>10%</w:t>
+            <w:r>
+              <w:t>25%</w:t>
             </w:r>
           </w:p>
         </w:tc>
@@ -3875,70 +1930,8 @@
             <w:tcW w:w="4590" w:type="dxa"/>
           </w:tcPr>
           <w:p>
-            <w:pPr>
-              <w:rPr>
-                <w:rFonts w:ascii="Gill Sans MT" w:hAnsi="Gill Sans MT"/>
-                <w:sz w:val="22"/>
-                <w:szCs w:val="22"/>
-              </w:rPr>
-            </w:pPr>
-            <w:r>
-              <w:rPr>
-                <w:rFonts w:ascii="Gill Sans MT" w:hAnsi="Gill Sans MT"/>
-                <w:sz w:val="22"/>
-                <w:szCs w:val="22"/>
-              </w:rPr>
-              <w:t>2-page plan (plain pre</w:t>
-            </w:r>
-            <w:r>
-              <w:rPr>
-                <w:rFonts w:ascii="Cambria Math" w:hAnsi="Cambria Math" w:cs="Cambria Math"/>
-                <w:sz w:val="22"/>
-                <w:szCs w:val="22"/>
-              </w:rPr>
-              <w:t>‑</w:t>
-            </w:r>
-            <w:r>
-              <w:rPr>
-                <w:rFonts w:ascii="Gill Sans MT" w:hAnsi="Gill Sans MT"/>
-                <w:sz w:val="22"/>
-                <w:szCs w:val="22"/>
-              </w:rPr>
-              <w:t>registration: design, metric, exclusions, analysis, stop/fail) + 1–</w:t>
-            </w:r>
-            <w:proofErr w:type="gramStart"/>
-            <w:r>
-              <w:rPr>
-                <w:rFonts w:ascii="Gill Sans MT" w:hAnsi="Gill Sans MT"/>
-                <w:sz w:val="22"/>
-                <w:szCs w:val="22"/>
-              </w:rPr>
-              <w:t>2 page</w:t>
-            </w:r>
-            <w:proofErr w:type="gramEnd"/>
-            <w:r>
-              <w:rPr>
-                <w:rFonts w:ascii="Gill Sans MT" w:hAnsi="Gill Sans MT"/>
-                <w:sz w:val="22"/>
-                <w:szCs w:val="22"/>
-              </w:rPr>
-              <w:t xml:space="preserve"> Pilot/Dry</w:t>
-            </w:r>
-            <w:r>
-              <w:rPr>
-                <w:rFonts w:ascii="Cambria Math" w:hAnsi="Cambria Math" w:cs="Cambria Math"/>
-                <w:sz w:val="22"/>
-                <w:szCs w:val="22"/>
-              </w:rPr>
-              <w:t>‑</w:t>
-            </w:r>
-            <w:r>
-              <w:rPr>
-                <w:rFonts w:ascii="Gill Sans MT" w:hAnsi="Gill Sans MT"/>
-                <w:sz w:val="22"/>
-                <w:szCs w:val="22"/>
-              </w:rPr>
-              <w:t>run note (what changed).</w:t>
+            <w:r>
+              <w:t>Minimum workflow prototype; input/variable/output loop; generated or compared variants/scenarios; interpretable output; verification and failure log.</w:t>
             </w:r>
           </w:p>
         </w:tc>
@@ -3949,20 +1942,8 @@
             <w:tcW w:w="1539" w:type="dxa"/>
           </w:tcPr>
           <w:p>
-            <w:pPr>
-              <w:rPr>
-                <w:rFonts w:ascii="Gill Sans MT" w:hAnsi="Gill Sans MT"/>
-                <w:sz w:val="22"/>
-                <w:szCs w:val="22"/>
-              </w:rPr>
-            </w:pPr>
-            <w:r>
-              <w:rPr>
-                <w:rFonts w:ascii="Gill Sans MT" w:hAnsi="Gill Sans MT"/>
-                <w:sz w:val="22"/>
-                <w:szCs w:val="22"/>
-              </w:rPr>
-              <w:t>Final Decision Package (bundle)</w:t>
+            <w:r>
+              <w:t>A4 Evidence-Backed Design Workflow Package</w:t>
             </w:r>
           </w:p>
         </w:tc>
@@ -3971,45 +1952,8 @@
             <w:tcW w:w="1071" w:type="dxa"/>
           </w:tcPr>
           <w:p>
-            <w:pPr>
-              <w:rPr>
-                <w:rFonts w:ascii="Gill Sans MT" w:hAnsi="Gill Sans MT"/>
-                <w:sz w:val="22"/>
-                <w:szCs w:val="22"/>
-              </w:rPr>
-            </w:pPr>
-            <w:r>
-              <w:rPr>
-                <w:rFonts w:ascii="Gill Sans MT" w:hAnsi="Gill Sans MT"/>
-                <w:sz w:val="22"/>
-                <w:szCs w:val="22"/>
-              </w:rPr>
-              <w:t xml:space="preserve">W10 draft </w:t>
-            </w:r>
-            <w:r>
-              <w:rPr>
-                <w:rFonts w:ascii="Arial" w:hAnsi="Arial" w:cs="Arial"/>
-                <w:sz w:val="22"/>
-                <w:szCs w:val="22"/>
-              </w:rPr>
-              <w:t>→</w:t>
-            </w:r>
-            <w:r>
-              <w:rPr>
-                <w:rFonts w:ascii="Gill Sans MT" w:hAnsi="Gill Sans MT"/>
-                <w:sz w:val="22"/>
-                <w:szCs w:val="22"/>
-              </w:rPr>
-              <w:t xml:space="preserve"> </w:t>
-            </w:r>
-            <w:r>
-              <w:rPr>
-                <w:rFonts w:ascii="Gill Sans MT" w:hAnsi="Gill Sans MT"/>
-                <w:sz w:val="22"/>
-                <w:szCs w:val="22"/>
-              </w:rPr>
-              <w:lastRenderedPageBreak/>
-              <w:t>W12 final</w:t>
+            <w:r>
+              <w:t>W10 draft -&gt; W12 final</w:t>
             </w:r>
           </w:p>
         </w:tc>
@@ -4018,24 +1962,7 @@
             <w:tcW w:w="1440" w:type="dxa"/>
           </w:tcPr>
           <w:p>
-            <w:pPr>
-              <w:rPr>
-                <w:rFonts w:ascii="Gill Sans MT" w:hAnsi="Gill Sans MT"/>
-                <w:b/>
-                <w:bCs/>
-                <w:sz w:val="22"/>
-                <w:szCs w:val="22"/>
-              </w:rPr>
-            </w:pPr>
-            <w:r>
-              <w:rPr>
-                <w:rFonts w:ascii="Gill Sans MT" w:hAnsi="Gill Sans MT"/>
-                <w:b/>
-                <w:bCs/>
-                <w:sz w:val="22"/>
-                <w:szCs w:val="22"/>
-              </w:rPr>
-              <w:lastRenderedPageBreak/>
+            <w:r>
               <w:t>40%</w:t>
             </w:r>
           </w:p>
@@ -4045,444 +1972,8 @@
             <w:tcW w:w="4590" w:type="dxa"/>
           </w:tcPr>
           <w:p>
-            <w:pPr>
-              <w:rPr>
-                <w:rFonts w:ascii="Gill Sans MT" w:hAnsi="Gill Sans MT"/>
-                <w:sz w:val="22"/>
-                <w:szCs w:val="22"/>
-              </w:rPr>
-            </w:pPr>
-            <w:r>
-              <w:rPr>
-                <w:rFonts w:ascii="Gill Sans MT" w:hAnsi="Gill Sans MT"/>
-                <w:sz w:val="22"/>
-                <w:szCs w:val="22"/>
-              </w:rPr>
-              <w:t>1) Research Brief (2 pages, short report);</w:t>
-            </w:r>
-            <w:r>
-              <w:rPr>
-                <w:rFonts w:ascii="Gill Sans MT" w:hAnsi="Gill Sans MT"/>
-                <w:sz w:val="22"/>
-                <w:szCs w:val="22"/>
-              </w:rPr>
-              <w:br/>
-              <w:t>2) Practice Case (2 slides, decision memo);</w:t>
-            </w:r>
-            <w:r>
-              <w:rPr>
-                <w:rFonts w:ascii="Gill Sans MT" w:hAnsi="Gill Sans MT"/>
-                <w:sz w:val="22"/>
-                <w:szCs w:val="22"/>
-              </w:rPr>
-              <w:br/>
-              <w:t>3) Object Card (</w:t>
-            </w:r>
-            <w:proofErr w:type="gramStart"/>
-            <w:r>
-              <w:rPr>
-                <w:rFonts w:ascii="Gill Sans MT" w:hAnsi="Gill Sans MT"/>
-                <w:sz w:val="22"/>
-                <w:szCs w:val="22"/>
-              </w:rPr>
-              <w:t>1 page</w:t>
-            </w:r>
-            <w:proofErr w:type="gramEnd"/>
-            <w:r>
-              <w:rPr>
-                <w:rFonts w:ascii="Gill Sans MT" w:hAnsi="Gill Sans MT"/>
-                <w:sz w:val="22"/>
-                <w:szCs w:val="22"/>
-              </w:rPr>
-              <w:t>, key figure);</w:t>
-            </w:r>
-            <w:r>
-              <w:rPr>
-                <w:rFonts w:ascii="Gill Sans MT" w:hAnsi="Gill Sans MT"/>
-                <w:sz w:val="22"/>
-                <w:szCs w:val="22"/>
-              </w:rPr>
-              <w:br/>
-            </w:r>
-            <w:r>
-              <w:rPr>
-                <w:rFonts w:ascii="Gill Sans MT" w:hAnsi="Gill Sans MT"/>
-                <w:sz w:val="22"/>
-                <w:szCs w:val="22"/>
-              </w:rPr>
-              <w:lastRenderedPageBreak/>
-              <w:t>4) Reproducibility Capsule (small ZIP: README, data dictionary, spreadsheet with formulas or short notebook, figure sources).</w:t>
-            </w:r>
-          </w:p>
-        </w:tc>
-      </w:tr>
-      <w:tr>
-        <w:tc>
-          <w:tcPr>
-            <w:tcW w:w="1539" w:type="dxa"/>
-          </w:tcPr>
-          <w:p>
-            <w:pPr>
-              <w:rPr>
-                <w:rFonts w:ascii="Gill Sans MT" w:hAnsi="Gill Sans MT"/>
-                <w:sz w:val="22"/>
-                <w:szCs w:val="22"/>
-              </w:rPr>
-            </w:pPr>
-            <w:r>
-              <w:rPr>
-                <w:rFonts w:ascii="Gill Sans MT" w:hAnsi="Gill Sans MT"/>
-                <w:sz w:val="22"/>
-                <w:szCs w:val="22"/>
-              </w:rPr>
-              <w:lastRenderedPageBreak/>
-              <w:t>Peer Reviews you give + Change Logs</w:t>
-            </w:r>
-          </w:p>
-        </w:tc>
-        <w:tc>
-          <w:tcPr>
-            <w:tcW w:w="1071" w:type="dxa"/>
-          </w:tcPr>
-          <w:p>
-            <w:pPr>
-              <w:rPr>
-                <w:rFonts w:ascii="Gill Sans MT" w:hAnsi="Gill Sans MT"/>
-                <w:sz w:val="22"/>
-                <w:szCs w:val="22"/>
-              </w:rPr>
-            </w:pPr>
-            <w:r>
-              <w:rPr>
-                <w:rFonts w:ascii="Gill Sans MT" w:hAnsi="Gill Sans MT"/>
-                <w:sz w:val="22"/>
-                <w:szCs w:val="22"/>
-              </w:rPr>
-              <w:t>W5 &amp; W8 reviews; W7 &amp; W10 logs</w:t>
-            </w:r>
-          </w:p>
-        </w:tc>
-        <w:tc>
-          <w:tcPr>
-            <w:tcW w:w="1440" w:type="dxa"/>
-          </w:tcPr>
-          <w:p>
-            <w:pPr>
-              <w:rPr>
-                <w:rFonts w:ascii="Gill Sans MT" w:hAnsi="Gill Sans MT"/>
-                <w:b/>
-                <w:bCs/>
-                <w:sz w:val="22"/>
-                <w:szCs w:val="22"/>
-              </w:rPr>
-            </w:pPr>
-            <w:r>
-              <w:rPr>
-                <w:rFonts w:ascii="Gill Sans MT" w:hAnsi="Gill Sans MT"/>
-                <w:b/>
-                <w:bCs/>
-                <w:sz w:val="22"/>
-                <w:szCs w:val="22"/>
-              </w:rPr>
-              <w:t>15%</w:t>
-            </w:r>
-          </w:p>
-        </w:tc>
-        <w:tc>
-          <w:tcPr>
-            <w:tcW w:w="4590" w:type="dxa"/>
-          </w:tcPr>
-          <w:p>
-            <w:pPr>
-              <w:rPr>
-                <w:rFonts w:ascii="Gill Sans MT" w:hAnsi="Gill Sans MT"/>
-                <w:sz w:val="22"/>
-                <w:szCs w:val="22"/>
-              </w:rPr>
-            </w:pPr>
-            <w:r>
-              <w:rPr>
-                <w:rFonts w:ascii="Gill Sans MT" w:hAnsi="Gill Sans MT"/>
-                <w:sz w:val="22"/>
-                <w:szCs w:val="22"/>
-              </w:rPr>
-              <w:t>Two short written reviews using prompts; two 1</w:t>
-            </w:r>
-            <w:r>
-              <w:rPr>
-                <w:rFonts w:ascii="Cambria Math" w:hAnsi="Cambria Math" w:cs="Cambria Math"/>
-                <w:sz w:val="22"/>
-                <w:szCs w:val="22"/>
-              </w:rPr>
-              <w:t>‑</w:t>
-            </w:r>
-            <w:r>
-              <w:rPr>
-                <w:rFonts w:ascii="Gill Sans MT" w:hAnsi="Gill Sans MT"/>
-                <w:sz w:val="22"/>
-                <w:szCs w:val="22"/>
-              </w:rPr>
-              <w:t>page Change Logs showing what you changed and why.</w:t>
-            </w:r>
-          </w:p>
-        </w:tc>
-      </w:tr>
-      <w:tr>
-        <w:tc>
-          <w:tcPr>
-            <w:tcW w:w="1539" w:type="dxa"/>
-          </w:tcPr>
-          <w:p>
-            <w:pPr>
-              <w:rPr>
-                <w:rFonts w:ascii="Gill Sans MT" w:hAnsi="Gill Sans MT"/>
-                <w:sz w:val="22"/>
-                <w:szCs w:val="22"/>
-              </w:rPr>
-            </w:pPr>
-            <w:r>
-              <w:rPr>
-                <w:rFonts w:ascii="Gill Sans MT" w:hAnsi="Gill Sans MT"/>
-                <w:sz w:val="22"/>
-                <w:szCs w:val="22"/>
-              </w:rPr>
-              <w:t>Mentor Dialogue (data collection consult)</w:t>
-            </w:r>
-          </w:p>
-        </w:tc>
-        <w:tc>
-          <w:tcPr>
-            <w:tcW w:w="1071" w:type="dxa"/>
-          </w:tcPr>
-          <w:p>
-            <w:pPr>
-              <w:rPr>
-                <w:rFonts w:ascii="Gill Sans MT" w:hAnsi="Gill Sans MT"/>
-                <w:sz w:val="22"/>
-                <w:szCs w:val="22"/>
-              </w:rPr>
-            </w:pPr>
-            <w:r>
-              <w:rPr>
-                <w:rFonts w:ascii="Gill Sans MT" w:hAnsi="Gill Sans MT"/>
-                <w:sz w:val="22"/>
-                <w:szCs w:val="22"/>
-              </w:rPr>
-              <w:t>W8–W9</w:t>
-            </w:r>
-          </w:p>
-        </w:tc>
-        <w:tc>
-          <w:tcPr>
-            <w:tcW w:w="1440" w:type="dxa"/>
-          </w:tcPr>
-          <w:p>
-            <w:pPr>
-              <w:rPr>
-                <w:rFonts w:ascii="Gill Sans MT" w:hAnsi="Gill Sans MT"/>
-                <w:b/>
-                <w:bCs/>
-                <w:sz w:val="22"/>
-                <w:szCs w:val="22"/>
-              </w:rPr>
-            </w:pPr>
-            <w:r>
-              <w:rPr>
-                <w:rFonts w:ascii="Gill Sans MT" w:hAnsi="Gill Sans MT"/>
-                <w:b/>
-                <w:bCs/>
-                <w:sz w:val="22"/>
-                <w:szCs w:val="22"/>
-              </w:rPr>
-              <w:t>10%</w:t>
-            </w:r>
-          </w:p>
-        </w:tc>
-        <w:tc>
-          <w:tcPr>
-            <w:tcW w:w="4590" w:type="dxa"/>
-          </w:tcPr>
-          <w:p>
-            <w:pPr>
-              <w:rPr>
-                <w:rFonts w:ascii="Gill Sans MT" w:hAnsi="Gill Sans MT"/>
-                <w:sz w:val="22"/>
-                <w:szCs w:val="22"/>
-              </w:rPr>
-            </w:pPr>
-            <w:r>
-              <w:rPr>
-                <w:rFonts w:ascii="Gill Sans MT" w:hAnsi="Gill Sans MT"/>
-                <w:sz w:val="22"/>
-                <w:szCs w:val="22"/>
-              </w:rPr>
-              <w:t xml:space="preserve">30–45 min </w:t>
-            </w:r>
-            <w:proofErr w:type="gramStart"/>
-            <w:r>
-              <w:rPr>
-                <w:rFonts w:ascii="Gill Sans MT" w:hAnsi="Gill Sans MT"/>
-                <w:sz w:val="22"/>
-                <w:szCs w:val="22"/>
-              </w:rPr>
-              <w:t>consult</w:t>
-            </w:r>
-            <w:proofErr w:type="gramEnd"/>
-            <w:r>
-              <w:rPr>
-                <w:rFonts w:ascii="Gill Sans MT" w:hAnsi="Gill Sans MT"/>
-                <w:sz w:val="22"/>
-                <w:szCs w:val="22"/>
-              </w:rPr>
-              <w:t xml:space="preserve"> with DUPAD/REC/Senior-Year </w:t>
-            </w:r>
-            <w:proofErr w:type="spellStart"/>
-            <w:r>
-              <w:rPr>
-                <w:rFonts w:ascii="Gill Sans MT" w:hAnsi="Gill Sans MT"/>
-                <w:sz w:val="22"/>
-                <w:szCs w:val="22"/>
-              </w:rPr>
-              <w:t>MArch</w:t>
-            </w:r>
-            <w:proofErr w:type="spellEnd"/>
-            <w:r>
-              <w:rPr>
-                <w:rFonts w:ascii="Gill Sans MT" w:hAnsi="Gill Sans MT"/>
-                <w:sz w:val="22"/>
-                <w:szCs w:val="22"/>
-              </w:rPr>
-              <w:t>/PhD mentor; 1–</w:t>
-            </w:r>
-            <w:proofErr w:type="gramStart"/>
-            <w:r>
-              <w:rPr>
-                <w:rFonts w:ascii="Gill Sans MT" w:hAnsi="Gill Sans MT"/>
-                <w:sz w:val="22"/>
-                <w:szCs w:val="22"/>
-              </w:rPr>
-              <w:t>2 page</w:t>
-            </w:r>
-            <w:proofErr w:type="gramEnd"/>
-            <w:r>
-              <w:rPr>
-                <w:rFonts w:ascii="Gill Sans MT" w:hAnsi="Gill Sans MT"/>
-                <w:sz w:val="22"/>
-                <w:szCs w:val="22"/>
-              </w:rPr>
-              <w:t xml:space="preserve"> report + ‘what changed’ paragraph.</w:t>
-            </w:r>
-          </w:p>
-        </w:tc>
-      </w:tr>
-      <w:tr>
-        <w:tc>
-          <w:tcPr>
-            <w:tcW w:w="1539" w:type="dxa"/>
-          </w:tcPr>
-          <w:p>
-            <w:pPr>
-              <w:rPr>
-                <w:rFonts w:ascii="Gill Sans MT" w:hAnsi="Gill Sans MT"/>
-                <w:sz w:val="22"/>
-                <w:szCs w:val="22"/>
-              </w:rPr>
-            </w:pPr>
-            <w:r>
-              <w:rPr>
-                <w:rFonts w:ascii="Gill Sans MT" w:hAnsi="Gill Sans MT"/>
-                <w:sz w:val="22"/>
-                <w:szCs w:val="22"/>
-              </w:rPr>
-              <w:t>Attendance + Methods Passport</w:t>
-            </w:r>
-          </w:p>
-        </w:tc>
-        <w:tc>
-          <w:tcPr>
-            <w:tcW w:w="1071" w:type="dxa"/>
-          </w:tcPr>
-          <w:p>
-            <w:pPr>
-              <w:rPr>
-                <w:rFonts w:ascii="Gill Sans MT" w:hAnsi="Gill Sans MT"/>
-                <w:sz w:val="22"/>
-                <w:szCs w:val="22"/>
-              </w:rPr>
-            </w:pPr>
-            <w:r>
-              <w:rPr>
-                <w:rFonts w:ascii="Gill Sans MT" w:hAnsi="Gill Sans MT"/>
-                <w:sz w:val="22"/>
-                <w:szCs w:val="22"/>
-              </w:rPr>
-              <w:t>Ongoing</w:t>
-            </w:r>
-          </w:p>
-        </w:tc>
-        <w:tc>
-          <w:tcPr>
-            <w:tcW w:w="1440" w:type="dxa"/>
-          </w:tcPr>
-          <w:p>
-            <w:pPr>
-              <w:rPr>
-                <w:rFonts w:ascii="Gill Sans MT" w:hAnsi="Gill Sans MT"/>
-                <w:b/>
-                <w:bCs/>
-                <w:sz w:val="22"/>
-                <w:szCs w:val="22"/>
-              </w:rPr>
-            </w:pPr>
-            <w:r>
-              <w:rPr>
-                <w:rFonts w:ascii="Gill Sans MT" w:hAnsi="Gill Sans MT"/>
-                <w:b/>
-                <w:bCs/>
-                <w:sz w:val="22"/>
-                <w:szCs w:val="22"/>
-              </w:rPr>
-              <w:t>5%</w:t>
-            </w:r>
-          </w:p>
-        </w:tc>
-        <w:tc>
-          <w:tcPr>
-            <w:tcW w:w="4590" w:type="dxa"/>
-          </w:tcPr>
-          <w:p>
-            <w:pPr>
-              <w:rPr>
-                <w:rFonts w:ascii="Gill Sans MT" w:hAnsi="Gill Sans MT"/>
-                <w:sz w:val="22"/>
-                <w:szCs w:val="22"/>
-              </w:rPr>
-            </w:pPr>
-            <w:r>
-              <w:rPr>
-                <w:rFonts w:ascii="Gill Sans MT" w:hAnsi="Gill Sans MT"/>
-                <w:sz w:val="22"/>
-                <w:szCs w:val="22"/>
-              </w:rPr>
-              <w:t xml:space="preserve">Attend sessions; submit a simple checklist of methods you </w:t>
-            </w:r>
-            <w:proofErr w:type="gramStart"/>
-            <w:r>
-              <w:rPr>
-                <w:rFonts w:ascii="Gill Sans MT" w:hAnsi="Gill Sans MT"/>
-                <w:sz w:val="22"/>
-                <w:szCs w:val="22"/>
-              </w:rPr>
-              <w:t>actually used</w:t>
-            </w:r>
-            <w:proofErr w:type="gramEnd"/>
-            <w:r>
-              <w:rPr>
-                <w:rFonts w:ascii="Gill Sans MT" w:hAnsi="Gill Sans MT"/>
-                <w:sz w:val="22"/>
-                <w:szCs w:val="22"/>
-              </w:rPr>
-              <w:t>.</w:t>
+            <w:r>
+              <w:t>Practice Case (2 slides); Research Brief (2 pages); Object Card (1 page); Reproducibility Capsule; feedback/revision ledger showing what changed and why.</w:t>
             </w:r>
           </w:p>
         </w:tc>
@@ -4573,20 +2064,7 @@
             <w:tcW w:w="4320" w:type="dxa"/>
           </w:tcPr>
           <w:p>
-            <w:pPr>
-              <w:rPr>
-                <w:rFonts w:ascii="Gill Sans MT" w:hAnsi="Gill Sans MT"/>
-                <w:sz w:val="22"/>
-                <w:szCs w:val="22"/>
-              </w:rPr>
-            </w:pPr>
-            <w:r>
-              <w:rPr>
-                <w:rFonts w:ascii="Gill Sans MT" w:hAnsi="Gill Sans MT"/>
-                <w:b/>
-                <w:sz w:val="22"/>
-                <w:szCs w:val="22"/>
-              </w:rPr>
+            <w:r>
               <w:t>Activities</w:t>
             </w:r>
           </w:p>
@@ -4596,20 +2074,7 @@
             <w:tcW w:w="1980" w:type="dxa"/>
           </w:tcPr>
           <w:p>
-            <w:pPr>
-              <w:rPr>
-                <w:rFonts w:ascii="Gill Sans MT" w:hAnsi="Gill Sans MT"/>
-                <w:sz w:val="22"/>
-                <w:szCs w:val="22"/>
-              </w:rPr>
-            </w:pPr>
-            <w:r>
-              <w:rPr>
-                <w:rFonts w:ascii="Gill Sans MT" w:hAnsi="Gill Sans MT"/>
-                <w:b/>
-                <w:sz w:val="22"/>
-                <w:szCs w:val="22"/>
-              </w:rPr>
+            <w:r>
               <w:t>Number of hours</w:t>
             </w:r>
           </w:p>
@@ -4624,19 +2089,7 @@
             <w:tcW w:w="4320" w:type="dxa"/>
           </w:tcPr>
           <w:p>
-            <w:pPr>
-              <w:rPr>
-                <w:rFonts w:ascii="Gill Sans MT" w:hAnsi="Gill Sans MT"/>
-                <w:sz w:val="22"/>
-                <w:szCs w:val="22"/>
-              </w:rPr>
-            </w:pPr>
-            <w:r>
-              <w:rPr>
-                <w:rFonts w:ascii="Gill Sans MT" w:hAnsi="Gill Sans MT"/>
-                <w:sz w:val="22"/>
-                <w:szCs w:val="22"/>
-              </w:rPr>
+            <w:r>
               <w:t>Lectures / Seminars (contact)</w:t>
             </w:r>
           </w:p>
@@ -4646,20 +2099,8 @@
             <w:tcW w:w="1980" w:type="dxa"/>
           </w:tcPr>
           <w:p>
-            <w:pPr>
-              <w:rPr>
-                <w:rFonts w:ascii="Gill Sans MT" w:hAnsi="Gill Sans MT"/>
-                <w:sz w:val="22"/>
-                <w:szCs w:val="22"/>
-              </w:rPr>
-            </w:pPr>
-            <w:r>
-              <w:rPr>
-                <w:rFonts w:ascii="Gill Sans MT" w:hAnsi="Gill Sans MT"/>
-                <w:sz w:val="22"/>
-                <w:szCs w:val="22"/>
-              </w:rPr>
-              <w:t>12 × 2h = 24h</w:t>
+            <w:r>
+              <w:t>12 x 2h = 24h</w:t>
             </w:r>
           </w:p>
         </w:tc>
@@ -4673,36 +2114,8 @@
             <w:tcW w:w="4320" w:type="dxa"/>
           </w:tcPr>
           <w:p>
-            <w:pPr>
-              <w:rPr>
-                <w:rFonts w:ascii="Gill Sans MT" w:hAnsi="Gill Sans MT"/>
-                <w:sz w:val="22"/>
-                <w:szCs w:val="22"/>
-              </w:rPr>
-            </w:pPr>
-            <w:r>
-              <w:rPr>
-                <w:rFonts w:ascii="Gill Sans MT" w:hAnsi="Gill Sans MT"/>
-                <w:sz w:val="22"/>
-                <w:szCs w:val="22"/>
-              </w:rPr>
-              <w:t>Reading / Self</w:t>
-            </w:r>
-            <w:r>
-              <w:rPr>
-                <w:rFonts w:ascii="Cambria Math" w:hAnsi="Cambria Math" w:cs="Cambria Math"/>
-                <w:sz w:val="22"/>
-                <w:szCs w:val="22"/>
-              </w:rPr>
-              <w:t>‑</w:t>
-            </w:r>
-            <w:r>
-              <w:rPr>
-                <w:rFonts w:ascii="Gill Sans MT" w:hAnsi="Gill Sans MT"/>
-                <w:sz w:val="22"/>
-                <w:szCs w:val="22"/>
-              </w:rPr>
-              <w:t>study</w:t>
+            <w:r>
+              <w:t>Reading / Self-study</w:t>
             </w:r>
           </w:p>
         </w:tc>
@@ -4711,19 +2124,7 @@
             <w:tcW w:w="1980" w:type="dxa"/>
           </w:tcPr>
           <w:p>
-            <w:pPr>
-              <w:rPr>
-                <w:rFonts w:ascii="Gill Sans MT" w:hAnsi="Gill Sans MT"/>
-                <w:sz w:val="22"/>
-                <w:szCs w:val="22"/>
-              </w:rPr>
-            </w:pPr>
-            <w:r>
-              <w:rPr>
-                <w:rFonts w:ascii="Gill Sans MT" w:hAnsi="Gill Sans MT"/>
-                <w:sz w:val="22"/>
-                <w:szCs w:val="22"/>
-              </w:rPr>
+            <w:r>
               <w:t>6h</w:t>
             </w:r>
           </w:p>
@@ -4738,20 +2139,8 @@
             <w:tcW w:w="4320" w:type="dxa"/>
           </w:tcPr>
           <w:p>
-            <w:pPr>
-              <w:rPr>
-                <w:rFonts w:ascii="Gill Sans MT" w:hAnsi="Gill Sans MT"/>
-                <w:sz w:val="22"/>
-                <w:szCs w:val="22"/>
-              </w:rPr>
-            </w:pPr>
-            <w:r>
-              <w:rPr>
-                <w:rFonts w:ascii="Gill Sans MT" w:hAnsi="Gill Sans MT"/>
-                <w:sz w:val="22"/>
-                <w:szCs w:val="22"/>
-              </w:rPr>
-              <w:t>Assessment: A1 — Decision Claim</w:t>
+            <w:r>
+              <w:t>Assessment: A1 - Total Recall</w:t>
             </w:r>
           </w:p>
         </w:tc>
@@ -4760,20 +2149,8 @@
             <w:tcW w:w="1980" w:type="dxa"/>
           </w:tcPr>
           <w:p>
-            <w:pPr>
-              <w:rPr>
-                <w:rFonts w:ascii="Gill Sans MT" w:hAnsi="Gill Sans MT"/>
-                <w:sz w:val="22"/>
-                <w:szCs w:val="22"/>
-              </w:rPr>
-            </w:pPr>
-            <w:r>
-              <w:rPr>
-                <w:rFonts w:ascii="Gill Sans MT" w:hAnsi="Gill Sans MT"/>
-                <w:sz w:val="22"/>
-                <w:szCs w:val="22"/>
-              </w:rPr>
-              <w:t>8h</w:t>
+            <w:r>
+              <w:t>10h</w:t>
             </w:r>
           </w:p>
         </w:tc>
@@ -4787,20 +2164,8 @@
             <w:tcW w:w="4320" w:type="dxa"/>
           </w:tcPr>
           <w:p>
-            <w:pPr>
-              <w:rPr>
-                <w:rFonts w:ascii="Gill Sans MT" w:hAnsi="Gill Sans MT"/>
-                <w:sz w:val="22"/>
-                <w:szCs w:val="22"/>
-              </w:rPr>
-            </w:pPr>
-            <w:r>
-              <w:rPr>
-                <w:rFonts w:ascii="Gill Sans MT" w:hAnsi="Gill Sans MT"/>
-                <w:sz w:val="22"/>
-                <w:szCs w:val="22"/>
-              </w:rPr>
-              <w:t>Assessment: A2 — Evidence Map</w:t>
+            <w:r>
+              <w:t>Assessment: A2 - Evidence + Workflow Map</w:t>
             </w:r>
           </w:p>
         </w:tc>
@@ -4809,19 +2174,7 @@
             <w:tcW w:w="1980" w:type="dxa"/>
           </w:tcPr>
           <w:p>
-            <w:pPr>
-              <w:rPr>
-                <w:rFonts w:ascii="Gill Sans MT" w:hAnsi="Gill Sans MT"/>
-                <w:sz w:val="22"/>
-                <w:szCs w:val="22"/>
-              </w:rPr>
-            </w:pPr>
-            <w:r>
-              <w:rPr>
-                <w:rFonts w:ascii="Gill Sans MT" w:hAnsi="Gill Sans MT"/>
-                <w:sz w:val="22"/>
-                <w:szCs w:val="22"/>
-              </w:rPr>
+            <w:r>
               <w:t>18h</w:t>
             </w:r>
           </w:p>
@@ -4836,20 +2189,8 @@
             <w:tcW w:w="4320" w:type="dxa"/>
           </w:tcPr>
           <w:p>
-            <w:pPr>
-              <w:rPr>
-                <w:rFonts w:ascii="Gill Sans MT" w:hAnsi="Gill Sans MT"/>
-                <w:sz w:val="22"/>
-                <w:szCs w:val="22"/>
-              </w:rPr>
-            </w:pPr>
-            <w:r>
-              <w:rPr>
-                <w:rFonts w:ascii="Gill Sans MT" w:hAnsi="Gill Sans MT"/>
-                <w:sz w:val="22"/>
-                <w:szCs w:val="22"/>
-              </w:rPr>
-              <w:t>Assessment: A3 — Test Plan &amp; Pilot Note</w:t>
+            <w:r>
+              <w:t>Assessment: A3 - Workflow Prototype + Verification</w:t>
             </w:r>
           </w:p>
         </w:tc>
@@ -4858,20 +2199,8 @@
             <w:tcW w:w="1980" w:type="dxa"/>
           </w:tcPr>
           <w:p>
-            <w:pPr>
-              <w:rPr>
-                <w:rFonts w:ascii="Gill Sans MT" w:hAnsi="Gill Sans MT"/>
-                <w:sz w:val="22"/>
-                <w:szCs w:val="22"/>
-              </w:rPr>
-            </w:pPr>
-            <w:r>
-              <w:rPr>
-                <w:rFonts w:ascii="Gill Sans MT" w:hAnsi="Gill Sans MT"/>
-                <w:sz w:val="22"/>
-                <w:szCs w:val="22"/>
-              </w:rPr>
-              <w:t>16h</w:t>
+            <w:r>
+              <w:t>22h</w:t>
             </w:r>
           </w:p>
         </w:tc>
@@ -4885,20 +2214,8 @@
             <w:tcW w:w="4320" w:type="dxa"/>
           </w:tcPr>
           <w:p>
-            <w:pPr>
-              <w:rPr>
-                <w:rFonts w:ascii="Gill Sans MT" w:hAnsi="Gill Sans MT"/>
-                <w:sz w:val="22"/>
-                <w:szCs w:val="22"/>
-              </w:rPr>
-            </w:pPr>
-            <w:r>
-              <w:rPr>
-                <w:rFonts w:ascii="Gill Sans MT" w:hAnsi="Gill Sans MT"/>
-                <w:sz w:val="22"/>
-                <w:szCs w:val="22"/>
-              </w:rPr>
-              <w:t>Assessment: A4 — Final Decision Package (incl. draft/clinics)</w:t>
+            <w:r>
+              <w:t>Assessment: A4 - Evidence-Backed Design Workflow Package</w:t>
             </w:r>
           </w:p>
         </w:tc>
@@ -4907,19 +2224,7 @@
             <w:tcW w:w="1980" w:type="dxa"/>
           </w:tcPr>
           <w:p>
-            <w:pPr>
-              <w:rPr>
-                <w:rFonts w:ascii="Gill Sans MT" w:hAnsi="Gill Sans MT"/>
-                <w:sz w:val="22"/>
-                <w:szCs w:val="22"/>
-              </w:rPr>
-            </w:pPr>
-            <w:r>
-              <w:rPr>
-                <w:rFonts w:ascii="Gill Sans MT" w:hAnsi="Gill Sans MT"/>
-                <w:sz w:val="22"/>
-                <w:szCs w:val="22"/>
-              </w:rPr>
+            <w:r>
               <w:t>34h</w:t>
             </w:r>
           </w:p>
@@ -4934,20 +2239,8 @@
             <w:tcW w:w="4320" w:type="dxa"/>
           </w:tcPr>
           <w:p>
-            <w:pPr>
-              <w:rPr>
-                <w:rFonts w:ascii="Gill Sans MT" w:hAnsi="Gill Sans MT"/>
-                <w:sz w:val="22"/>
-                <w:szCs w:val="22"/>
-              </w:rPr>
-            </w:pPr>
-            <w:r>
-              <w:rPr>
-                <w:rFonts w:ascii="Gill Sans MT" w:hAnsi="Gill Sans MT"/>
-                <w:sz w:val="22"/>
-                <w:szCs w:val="22"/>
-              </w:rPr>
-              <w:t>Peer reviews + change logs</w:t>
+            <w:r>
+              <w:t>Session 2 round tables + peer feedback</w:t>
             </w:r>
           </w:p>
         </w:tc>
@@ -4956,20 +2249,8 @@
             <w:tcW w:w="1980" w:type="dxa"/>
           </w:tcPr>
           <w:p>
-            <w:pPr>
-              <w:rPr>
-                <w:rFonts w:ascii="Gill Sans MT" w:hAnsi="Gill Sans MT"/>
-                <w:sz w:val="22"/>
-                <w:szCs w:val="22"/>
-              </w:rPr>
-            </w:pPr>
-            <w:r>
-              <w:rPr>
-                <w:rFonts w:ascii="Gill Sans MT" w:hAnsi="Gill Sans MT"/>
-                <w:sz w:val="22"/>
-                <w:szCs w:val="22"/>
-              </w:rPr>
-              <w:t>6h</w:t>
+            <w:r>
+              <w:t>4h</w:t>
             </w:r>
           </w:p>
         </w:tc>
@@ -4983,20 +2264,8 @@
             <w:tcW w:w="4320" w:type="dxa"/>
           </w:tcPr>
           <w:p>
-            <w:pPr>
-              <w:rPr>
-                <w:rFonts w:ascii="Gill Sans MT" w:hAnsi="Gill Sans MT"/>
-                <w:sz w:val="22"/>
-                <w:szCs w:val="22"/>
-              </w:rPr>
-            </w:pPr>
-            <w:r>
-              <w:rPr>
-                <w:rFonts w:ascii="Gill Sans MT" w:hAnsi="Gill Sans MT"/>
-                <w:sz w:val="22"/>
-                <w:szCs w:val="22"/>
-              </w:rPr>
-              <w:t>Mentor engagement (incl. report)</w:t>
+            <w:r>
+              <w:t>Presentation polish and final upload</w:t>
             </w:r>
           </w:p>
         </w:tc>
@@ -5005,20 +2274,8 @@
             <w:tcW w:w="1980" w:type="dxa"/>
           </w:tcPr>
           <w:p>
-            <w:pPr>
-              <w:rPr>
-                <w:rFonts w:ascii="Gill Sans MT" w:hAnsi="Gill Sans MT"/>
-                <w:sz w:val="22"/>
-                <w:szCs w:val="22"/>
-              </w:rPr>
-            </w:pPr>
-            <w:r>
-              <w:rPr>
-                <w:rFonts w:ascii="Gill Sans MT" w:hAnsi="Gill Sans MT"/>
-                <w:sz w:val="22"/>
-                <w:szCs w:val="22"/>
-              </w:rPr>
-              <w:t>5h</w:t>
+            <w:r>
+              <w:t>2h</w:t>
             </w:r>
           </w:p>
         </w:tc>
@@ -5032,20 +2289,8 @@
             <w:tcW w:w="4320" w:type="dxa"/>
           </w:tcPr>
           <w:p>
-            <w:pPr>
-              <w:rPr>
-                <w:rFonts w:ascii="Gill Sans MT" w:hAnsi="Gill Sans MT"/>
-                <w:sz w:val="22"/>
-                <w:szCs w:val="22"/>
-              </w:rPr>
-            </w:pPr>
-            <w:r>
-              <w:rPr>
-                <w:rFonts w:ascii="Gill Sans MT" w:hAnsi="Gill Sans MT"/>
-                <w:sz w:val="22"/>
-                <w:szCs w:val="22"/>
-              </w:rPr>
-              <w:t>Presentation polish (Week 12)</w:t>
+            <w:r>
+              <w:t>Total out-of-class</w:t>
             </w:r>
           </w:p>
         </w:tc>
@@ -5054,20 +2299,8 @@
             <w:tcW w:w="1980" w:type="dxa"/>
           </w:tcPr>
           <w:p>
-            <w:pPr>
-              <w:rPr>
-                <w:rFonts w:ascii="Gill Sans MT" w:hAnsi="Gill Sans MT"/>
-                <w:sz w:val="22"/>
-                <w:szCs w:val="22"/>
-              </w:rPr>
-            </w:pPr>
-            <w:r>
-              <w:rPr>
-                <w:rFonts w:ascii="Gill Sans MT" w:hAnsi="Gill Sans MT"/>
-                <w:sz w:val="22"/>
-                <w:szCs w:val="22"/>
-              </w:rPr>
-              <w:t>3h</w:t>
+            <w:r>
+              <w:t>96h</w:t>
             </w:r>
           </w:p>
         </w:tc>
@@ -5081,52 +2314,8 @@
             <w:tcW w:w="4320" w:type="dxa"/>
           </w:tcPr>
           <w:p>
-            <w:pPr>
-              <w:rPr>
-                <w:rFonts w:ascii="Gill Sans MT" w:hAnsi="Gill Sans MT"/>
-                <w:sz w:val="22"/>
-                <w:szCs w:val="22"/>
-              </w:rPr>
-            </w:pPr>
-            <w:r>
-              <w:rPr>
-                <w:rFonts w:ascii="Gill Sans MT" w:hAnsi="Gill Sans MT"/>
-                <w:sz w:val="22"/>
-                <w:szCs w:val="22"/>
-              </w:rPr>
-              <w:t>Total out</w:t>
-            </w:r>
-            <w:r>
-              <w:rPr>
-                <w:rFonts w:ascii="Cambria Math" w:hAnsi="Cambria Math" w:cs="Cambria Math"/>
-                <w:sz w:val="22"/>
-                <w:szCs w:val="22"/>
-              </w:rPr>
-              <w:t>‑</w:t>
-            </w:r>
-            <w:r>
-              <w:rPr>
-                <w:rFonts w:ascii="Gill Sans MT" w:hAnsi="Gill Sans MT"/>
-                <w:sz w:val="22"/>
-                <w:szCs w:val="22"/>
-              </w:rPr>
-              <w:t>of</w:t>
-            </w:r>
-            <w:r>
-              <w:rPr>
-                <w:rFonts w:ascii="Cambria Math" w:hAnsi="Cambria Math" w:cs="Cambria Math"/>
-                <w:sz w:val="22"/>
-                <w:szCs w:val="22"/>
-              </w:rPr>
-              <w:t>‑</w:t>
-            </w:r>
-            <w:r>
-              <w:rPr>
-                <w:rFonts w:ascii="Gill Sans MT" w:hAnsi="Gill Sans MT"/>
-                <w:sz w:val="22"/>
-                <w:szCs w:val="22"/>
-              </w:rPr>
-              <w:t>class</w:t>
+            <w:r>
+              <w:t>Grand total (contact + out-of-class)</w:t>
             </w:r>
           </w:p>
         </w:tc>
@@ -5135,100 +2324,7 @@
             <w:tcW w:w="1980" w:type="dxa"/>
           </w:tcPr>
           <w:p>
-            <w:pPr>
-              <w:rPr>
-                <w:rFonts w:ascii="Gill Sans MT" w:hAnsi="Gill Sans MT"/>
-                <w:sz w:val="22"/>
-                <w:szCs w:val="22"/>
-              </w:rPr>
-            </w:pPr>
-            <w:r>
-              <w:rPr>
-                <w:rFonts w:ascii="Gill Sans MT" w:hAnsi="Gill Sans MT"/>
-                <w:sz w:val="22"/>
-                <w:szCs w:val="22"/>
-              </w:rPr>
-              <w:t>96h</w:t>
-            </w:r>
-          </w:p>
-        </w:tc>
-      </w:tr>
-      <w:tr>
-        <w:trPr>
-          <w:jc w:val="center"/>
-        </w:trPr>
-        <w:tc>
-          <w:tcPr>
-            <w:tcW w:w="4320" w:type="dxa"/>
-          </w:tcPr>
-          <w:p>
-            <w:pPr>
-              <w:rPr>
-                <w:rFonts w:ascii="Gill Sans MT" w:hAnsi="Gill Sans MT"/>
-                <w:sz w:val="22"/>
-                <w:szCs w:val="22"/>
-              </w:rPr>
-            </w:pPr>
-            <w:r>
-              <w:rPr>
-                <w:rFonts w:ascii="Gill Sans MT" w:hAnsi="Gill Sans MT"/>
-                <w:sz w:val="22"/>
-                <w:szCs w:val="22"/>
-              </w:rPr>
-              <w:t>Grand total (contact + out</w:t>
-            </w:r>
-            <w:r>
-              <w:rPr>
-                <w:rFonts w:ascii="Cambria Math" w:hAnsi="Cambria Math" w:cs="Cambria Math"/>
-                <w:sz w:val="22"/>
-                <w:szCs w:val="22"/>
-              </w:rPr>
-              <w:t>‑</w:t>
-            </w:r>
-            <w:r>
-              <w:rPr>
-                <w:rFonts w:ascii="Gill Sans MT" w:hAnsi="Gill Sans MT"/>
-                <w:sz w:val="22"/>
-                <w:szCs w:val="22"/>
-              </w:rPr>
-              <w:t>of</w:t>
-            </w:r>
-            <w:r>
-              <w:rPr>
-                <w:rFonts w:ascii="Cambria Math" w:hAnsi="Cambria Math" w:cs="Cambria Math"/>
-                <w:sz w:val="22"/>
-                <w:szCs w:val="22"/>
-              </w:rPr>
-              <w:t>‑</w:t>
-            </w:r>
-            <w:r>
-              <w:rPr>
-                <w:rFonts w:ascii="Gill Sans MT" w:hAnsi="Gill Sans MT"/>
-                <w:sz w:val="22"/>
-                <w:szCs w:val="22"/>
-              </w:rPr>
-              <w:t>class)</w:t>
-            </w:r>
-          </w:p>
-        </w:tc>
-        <w:tc>
-          <w:tcPr>
-            <w:tcW w:w="1980" w:type="dxa"/>
-          </w:tcPr>
-          <w:p>
-            <w:pPr>
-              <w:rPr>
-                <w:rFonts w:ascii="Gill Sans MT" w:hAnsi="Gill Sans MT"/>
-                <w:sz w:val="22"/>
-                <w:szCs w:val="22"/>
-              </w:rPr>
-            </w:pPr>
-            <w:r>
-              <w:rPr>
-                <w:rFonts w:ascii="Gill Sans MT" w:hAnsi="Gill Sans MT"/>
-                <w:sz w:val="22"/>
-                <w:szCs w:val="22"/>
-              </w:rPr>
+            <w:r>
               <w:t>120h</w:t>
             </w:r>
           </w:p>
@@ -5568,145 +2664,7 @@
         </w:rPr>
       </w:pPr>
       <w:r>
-        <w:rPr>
-          <w:rFonts w:ascii="Gill Sans MT" w:hAnsi="Gill Sans MT"/>
-          <w:sz w:val="22"/>
-          <w:szCs w:val="22"/>
-        </w:rPr>
-        <w:t>Students must adhere to HKU policies on academic integrity. All submissions must be original and properly cited. Where appropriate, submissions may be screened for similarity. Declare any AI assistance and include a workflow card if used. Figures must be reproducible from the Capsule. Also note we've got these course-specific policies:</w:t>
-      </w:r>
-      <w:r>
-        <w:rPr>
-          <w:rFonts w:ascii="Gill Sans MT" w:hAnsi="Gill Sans MT"/>
-          <w:sz w:val="22"/>
-          <w:szCs w:val="22"/>
-        </w:rPr>
-        <w:br/>
-      </w:r>
-      <w:r>
-        <w:rPr>
-          <w:rFonts w:ascii="Gill Sans MT" w:hAnsi="Gill Sans MT"/>
-          <w:sz w:val="22"/>
-          <w:szCs w:val="22"/>
-        </w:rPr>
-        <w:br/>
-        <w:t>- Testability rule — If you can't access a product or dataset, test the physics or logic behind the claim. Do a small proxy test (e.g., simple hot box) or a preset simulation (e.g., vary a slider). If neither is possible, submit a clear plan + evidence summary and say what would be needed next.</w:t>
-      </w:r>
-      <w:r>
-        <w:rPr>
-          <w:rFonts w:ascii="Gill Sans MT" w:hAnsi="Gill Sans MT"/>
-          <w:sz w:val="22"/>
-          <w:szCs w:val="22"/>
-        </w:rPr>
-        <w:br/>
-      </w:r>
-      <w:r>
-        <w:rPr>
-          <w:rFonts w:ascii="Gill Sans MT" w:hAnsi="Gill Sans MT"/>
-          <w:sz w:val="22"/>
-          <w:szCs w:val="22"/>
-        </w:rPr>
-        <w:br/>
-        <w:t>- Evidence tiers — Be honest about the strength of your evidence: T0 marketing (not enough), T1 datasheets/standards, T2 your own proxy test, T3 a transparent simulation, T4 a field/pilot. Say which tier you reached in your conclusion.</w:t>
-      </w:r>
-      <w:r>
-        <w:rPr>
-          <w:rFonts w:ascii="Gill Sans MT" w:hAnsi="Gill Sans MT"/>
-          <w:sz w:val="22"/>
-          <w:szCs w:val="22"/>
-        </w:rPr>
-        <w:br/>
-      </w:r>
-      <w:r>
-        <w:rPr>
-          <w:rFonts w:ascii="Gill Sans MT" w:hAnsi="Gill Sans MT"/>
-          <w:sz w:val="22"/>
-          <w:szCs w:val="22"/>
-        </w:rPr>
-        <w:br/>
-        <w:t>- Clarity over complexity — A correct spreadsheet beats a fancy black</w:t>
-      </w:r>
-      <w:r>
-        <w:rPr>
-          <w:rFonts w:ascii="Cambria Math" w:hAnsi="Cambria Math" w:cs="Cambria Math"/>
-          <w:sz w:val="22"/>
-          <w:szCs w:val="22"/>
-        </w:rPr>
-        <w:t>‑</w:t>
-      </w:r>
-      <w:r>
-        <w:rPr>
-          <w:rFonts w:ascii="Gill Sans MT" w:hAnsi="Gill Sans MT"/>
-          <w:sz w:val="22"/>
-          <w:szCs w:val="22"/>
-        </w:rPr>
-        <w:t>box model. Complexity does not earn marks.</w:t>
-      </w:r>
-      <w:r>
-        <w:rPr>
-          <w:rFonts w:ascii="Gill Sans MT" w:hAnsi="Gill Sans MT"/>
-          <w:sz w:val="22"/>
-          <w:szCs w:val="22"/>
-        </w:rPr>
-        <w:br/>
-      </w:r>
-      <w:r>
-        <w:rPr>
-          <w:rFonts w:ascii="Gill Sans MT" w:hAnsi="Gill Sans MT"/>
-          <w:sz w:val="22"/>
-          <w:szCs w:val="22"/>
-        </w:rPr>
-        <w:br/>
-        <w:t>- Decision threshold — End with a number that tells us when to adopt or defer (e.g., "Adopt if heat</w:t>
-      </w:r>
-      <w:r>
-        <w:rPr>
-          <w:rFonts w:ascii="Cambria Math" w:hAnsi="Cambria Math" w:cs="Cambria Math"/>
-          <w:sz w:val="22"/>
-          <w:szCs w:val="22"/>
-        </w:rPr>
-        <w:t>‑</w:t>
-      </w:r>
-      <w:r>
-        <w:rPr>
-          <w:rFonts w:ascii="Gill Sans MT" w:hAnsi="Gill Sans MT"/>
-          <w:sz w:val="22"/>
-          <w:szCs w:val="22"/>
-        </w:rPr>
-        <w:t>loss rate ≤ 0.9 W/m²K").</w:t>
-      </w:r>
-      <w:r>
-        <w:rPr>
-          <w:rFonts w:ascii="Gill Sans MT" w:hAnsi="Gill Sans MT"/>
-          <w:sz w:val="22"/>
-          <w:szCs w:val="22"/>
-        </w:rPr>
-        <w:br/>
-      </w:r>
-      <w:r>
-        <w:rPr>
-          <w:rFonts w:ascii="Gill Sans MT" w:hAnsi="Gill Sans MT"/>
-          <w:sz w:val="22"/>
-          <w:szCs w:val="22"/>
-        </w:rPr>
-        <w:br/>
-        <w:t>- Data ethics &amp; privacy — If people or phones are involved, use the IRB</w:t>
-      </w:r>
-      <w:r>
-        <w:rPr>
-          <w:rFonts w:ascii="Cambria Math" w:hAnsi="Cambria Math" w:cs="Cambria Math"/>
-          <w:sz w:val="22"/>
-          <w:szCs w:val="22"/>
-        </w:rPr>
-        <w:t>‑</w:t>
-      </w:r>
-      <w:r>
-        <w:rPr>
-          <w:rFonts w:ascii="Gill Sans MT" w:hAnsi="Gill Sans MT"/>
-          <w:sz w:val="22"/>
-          <w:szCs w:val="22"/>
-        </w:rPr>
-        <w:t>lite consent note; store data on HKU drives; remove names/IDs; state a deletion date.</w:t>
+        <w:t>Students must adhere to HKU policies on academic integrity. All submissions must be original and properly cited. Where appropriate, submissions may be screened for similarity. Declare any AI assistance and include an AI-assisted fact-checking card when AI is used to generate or assess factual claims, relationship claims, text, code, scripts, diagrams, or workflow components. AI outputs must not be treated as final evidence: factual reiterations should be checked against sources; relationship-based claims should be checked against engineering/science logic, empirical evidence, sensitivity tests, or bounded calculations; workflow/code outputs should be run and tested with known cases. Figures and claims should be reproducible from the submitted capsule. Course-specific expectations: (1) Testability - if direct data are unavailable, test the physics, spatial logic, or decision rule behind the claim with a small proxy, preset simulation, or transparent comparison. (2) Evidence tiers - state whether evidence is marketing/precedent, datasheet/standard, proxy test, simulation, or field/pilot. (3) Clarity over complexity - a correct spreadsheet or map is better than an opaque black-box workflow. (4) Decision threshold - state what result would justify adopting, revising, or deferring a design move. (5) Data ethics and privacy - if people, phones, images, or identifiable behavior are involved, minimize collection, store files on approved drives, remove names/IDs, and state a deletion date. (6) Feedback trace - record what critique changed, what was rejected, and why.</w:t>
       </w:r>
     </w:p>
     <w:p>
